--- a/public/chat_files/johnson_b2b_site_and_deck_final.docx
+++ b/public/chat_files/johnson_b2b_site_and_deck_final.docx
@@ -8,7 +8,7 @@
           <w:b/>
           <w:sz w:val="28"/>
         </w:rPr>
-        <w:t>5-Page B2B Website Copy &amp; 12-Slide Enterprise Deck — Final (v2)</w:t>
+        <w:t>5-Page B2B Website Copy Deck — Final (v2)</w:t>
       </w:r>
     </w:p>
     <w:p>
@@ -16,7 +16,7 @@
         <w:rPr>
           <w:sz w:val="22"/>
         </w:rPr>
-        <w:t xml:space="preserve">Updated Slide 4 ROI table with Q3 Midwest 3PL case study numbers (38% faster dock turn time).</w:t>
+        <w:t xml:space="preserve">PAGE 1: Homepage positioning focused on eliminating dock dead-time.</w:t>
       </w:r>
     </w:p>
     <w:p>
@@ -24,7 +24,31 @@
         <w:rPr>
           <w:sz w:val="22"/>
         </w:rPr>
-        <w:t xml:space="preserve">Includes final website copy deck and slide-by-slide speaker script.</w:t>
+        <w:t xml:space="preserve">PAGE 2: Platform features: real-time trailer tracking, automated driver manifests.</w:t>
+      </w:r>
+    </w:p>
+    <w:p>
+      <w:r>
+        <w:rPr>
+          <w:sz w:val="22"/>
+        </w:rPr>
+        <w:t xml:space="preserve">PAGE 3: Integrations: turnkey sync with EDI, SAP, and major freight TMS platforms.</w:t>
+      </w:r>
+    </w:p>
+    <w:p>
+      <w:r>
+        <w:rPr>
+          <w:sz w:val="22"/>
+        </w:rPr>
+        <w:t xml:space="preserve">PAGE 4: Security &amp; SOC2 Type II compliance disclosure.</w:t>
+      </w:r>
+    </w:p>
+    <w:p>
+      <w:r>
+        <w:rPr>
+          <w:sz w:val="22"/>
+        </w:rPr>
+        <w:t xml:space="preserve">PAGE 5: Transparent per-dock transparent pricing matrix.</w:t>
       </w:r>
     </w:p>
   </w:body>

--- a/public/chat_files/johnson_b2b_site_and_deck_final.docx
+++ b/public/chat_files/johnson_b2b_site_and_deck_final.docx
@@ -13,51 +13,7 @@
           <w:color w:val="0F172A"/>
           <w:sz w:val="44"/>
         </w:rPr>
-        <w:t>DockStream Enterprise — B2B Product Messaging &amp; Master Copy Deck</w:t>
-      </w:r>
-    </w:p>
-    <w:p>
-      <w:pPr>
-        <w:spacing w:before="0" w:after="120" w:line="276" w:lineRule="auto"/>
-      </w:pPr>
-      <w:r>
-        <w:rPr>
-          <w:rFonts w:ascii="Calibri" w:hAnsi="Calibri"/>
-          <w:color w:val="1E293B"/>
-          <w:sz w:val="20"/>
-        </w:rPr>
-        <w:t>CLIENT: DockStream Technologies Inc. (Jack Johnson, Co-Founder)</w:t>
-      </w:r>
-    </w:p>
-    <w:p>
-      <w:pPr>
-        <w:spacing w:before="0" w:after="120" w:line="276" w:lineRule="auto"/>
-      </w:pPr>
-      <w:r>
-        <w:rPr>
-          <w:rFonts w:ascii="Calibri" w:hAnsi="Calibri"/>
-          <w:color w:val="1E293B"/>
-          <w:sz w:val="20"/>
-        </w:rPr>
-        <w:t>DOCUMENT: B2B Enterprise Web Copy Deck &amp; Positioning Strategy</w:t>
-      </w:r>
-    </w:p>
-    <w:p>
-      <w:pPr>
-        <w:spacing w:before="0" w:after="120" w:line="276" w:lineRule="auto"/>
-      </w:pPr>
-      <w:r>
-        <w:rPr>
-          <w:rFonts w:ascii="Calibri" w:hAnsi="Calibri"/>
-          <w:color w:val="1E293B"/>
-          <w:sz w:val="20"/>
-        </w:rPr>
-        <w:t>VERSION: 4.1 Production Master Copy Deck</w:t>
-      </w:r>
-    </w:p>
-    <w:p>
-      <w:r>
-        <w:br w:type="page"/>
+        <w:t>5-Page B2B Website Copy Deck — DockStream Logistics (Final Production Master)</w:t>
       </w:r>
     </w:p>
     <w:p>
@@ -72,7 +28,7 @@
           <w:color w:val="0F172A"/>
           <w:sz w:val="26"/>
         </w:rPr>
-        <w:t>ENTERPRISE STRATEGIC POSITIONING &amp; HOMEPAGE MASTER COPY</w:t>
+        <w:t>PAGE 1: HOMEPAGE (ELIMINATE DOCK DEAD-TIME)</w:t>
       </w:r>
     </w:p>
     <w:p>
@@ -85,7 +41,7 @@
           <w:color w:val="1E293B"/>
           <w:sz w:val="20"/>
         </w:rPr>
-        <w:t>1. Value Proposition &amp; Market Category</w:t>
+        <w:t>NAVIGATION: Home · Platform Features · Integrations &amp; Architecture · Pricing &amp; ROI · Request Scoping Call</w:t>
       </w:r>
     </w:p>
     <w:p>
@@ -98,7 +54,7 @@
           <w:color w:val="1E293B"/>
           <w:sz w:val="20"/>
         </w:rPr>
-        <w:t>Category: Intelligent Cross-Dock Yard &amp; Terminal Orchestration Platform</w:t>
+        <w:t>HERO BADGE: Intelligent Cross-Dock Logistics Automation</w:t>
       </w:r>
     </w:p>
     <w:p>
@@ -111,7 +67,7 @@
           <w:color w:val="1E293B"/>
           <w:sz w:val="20"/>
         </w:rPr>
-        <w:t>Primary Positioning Statement: DockStream is the enterprise SaaS platform that automates driver intake, eliminates dockyard demurrage penalties, and digitizes shipping manifests for mid-market 3PL logistics hubs.</w:t>
+        <w:t>HERO HEADLINE: Eliminate Dock Dead-Time &amp; Driver Detention Claims.</w:t>
       </w:r>
     </w:p>
     <w:p>
@@ -124,7 +80,7 @@
           <w:color w:val="1E293B"/>
           <w:sz w:val="20"/>
         </w:rPr>
-        <w:t>2. Homepage Hero Section</w:t>
+        <w:t>HERO SUBHEAD: Automate driver check-in via mobile geofence, dynamically assign loading bays, and sync electronic bills of lading in under 30 seconds.</w:t>
       </w:r>
     </w:p>
     <w:p>
@@ -137,7 +93,7 @@
           <w:color w:val="1E293B"/>
           <w:sz w:val="20"/>
         </w:rPr>
-        <w:t>Category Kicker: Enterprise Logistics Infrastructure</w:t>
+        <w:t>CALL-TO-ACTION BUTTONS: [Request Terminal Scoping Call] · [Explore Features -&gt;]</w:t>
       </w:r>
     </w:p>
     <w:p>
@@ -150,7 +106,7 @@
           <w:color w:val="1E293B"/>
           <w:sz w:val="20"/>
         </w:rPr>
-        <w:t>Primary Headline: Eliminate cross-dock congestion and detention penalties with real-time yard orchestration.</w:t>
+        <w:t>KEY PERFORMANCE PROOF: 38% Faster Trailer Turn Time · 14 Hours Saved Per Dispatcher Weekly · $14,800 Average Monthly Detention Savings · 14 Days Turnkey Implementation SLA.</w:t>
       </w:r>
     </w:p>
     <w:p>
@@ -163,7 +119,7 @@
           <w:color w:val="1E293B"/>
           <w:sz w:val="20"/>
         </w:rPr>
-        <w:t>Subhead: Connect frontline dispatchers, yard spotters, and inbound drivers on a unified digital platform. DockStream reduces trailer turnaround times by 38% and delivers 100% audit-proof electronic bills of lading.</w:t>
+        <w:t>REAL-TIME FACILITY STATUS DEMO: Interactive simulation demonstrating instant bay toggling between Unloading, Available, and Docking In.</w:t>
       </w:r>
     </w:p>
     <w:p>
@@ -176,67 +132,7 @@
           <w:color w:val="1E293B"/>
           <w:sz w:val="20"/>
         </w:rPr>
-        <w:t>Call-to-Action Buttons: Primary: [Schedule Enterprise Terminal Survey] · Secondary: [Calculate Yard Detention Savings]</w:t>
-      </w:r>
-    </w:p>
-    <w:p>
-      <w:pPr>
-        <w:spacing w:before="0" w:after="120" w:line="276" w:lineRule="auto"/>
-      </w:pPr>
-      <w:r>
-        <w:rPr>
-          <w:rFonts w:ascii="Calibri" w:hAnsi="Calibri"/>
-          <w:color w:val="1E293B"/>
-          <w:sz w:val="20"/>
-        </w:rPr>
-        <w:t>3. The Cost of Cross-Dock Inefficiency</w:t>
-      </w:r>
-    </w:p>
-    <w:p>
-      <w:pPr>
-        <w:pStyle w:val="ListBullet"/>
-        <w:spacing w:before="0" w:after="60" w:line="276" w:lineRule="auto"/>
-      </w:pPr>
-      <w:r>
-        <w:rPr>
-          <w:rFonts w:ascii="Calibri" w:hAnsi="Calibri"/>
-          <w:color w:val="1E293B"/>
-          <w:sz w:val="20"/>
-        </w:rPr>
-        <w:t>$180,000 Average Annual Detention Losses: Carriers bleed capital waiting in queue for manual dock assignment.</w:t>
-      </w:r>
-    </w:p>
-    <w:p>
-      <w:pPr>
-        <w:pStyle w:val="ListBullet"/>
-        <w:spacing w:before="0" w:after="60" w:line="276" w:lineRule="auto"/>
-      </w:pPr>
-      <w:r>
-        <w:rPr>
-          <w:rFonts w:ascii="Calibri" w:hAnsi="Calibri"/>
-          <w:color w:val="1E293B"/>
-          <w:sz w:val="20"/>
-        </w:rPr>
-        <w:t>14 Hours Lost Weekly per Dispatcher: Frontline staff spend hours making phone calls, checking clipboards, and chasing paper bills of lading.</w:t>
-      </w:r>
-    </w:p>
-    <w:p>
-      <w:pPr>
-        <w:pStyle w:val="ListBullet"/>
-        <w:spacing w:before="0" w:after="60" w:line="276" w:lineRule="auto"/>
-      </w:pPr>
-      <w:r>
-        <w:rPr>
-          <w:rFonts w:ascii="Calibri" w:hAnsi="Calibri"/>
-          <w:color w:val="1E293B"/>
-          <w:sz w:val="20"/>
-        </w:rPr>
-        <w:t>12% Paper BOL Discrepancy Rate: Missing signatures and unverified damage photos create expensive claims and billing disputes.</w:t>
-      </w:r>
-    </w:p>
-    <w:p>
-      <w:r>
-        <w:br w:type="page"/>
+        <w:t>CUSTOMER TESTIMONIAL: 'DockStream paid for itself in reduced detention claims in month one. The frontline dispatchers love how simple the mobile check-in is.' — Dave Henderson, Director of Terminal Operations, Apex Cold Logistics.</w:t>
       </w:r>
     </w:p>
     <w:p>
@@ -251,7 +147,7 @@
           <w:color w:val="0F172A"/>
           <w:sz w:val="26"/>
         </w:rPr>
-        <w:t>PLATFORM CAPABILITIES &amp; WORKFLOW ARCHITECTURE</w:t>
+        <w:t>PAGE 2: PLATFORM FEATURES &amp; WORKFLOWS</w:t>
       </w:r>
     </w:p>
     <w:p>
@@ -264,7 +160,7 @@
           <w:color w:val="1E293B"/>
           <w:sz w:val="20"/>
         </w:rPr>
-        <w:t>1. Geofenced Driver Mobile Intake</w:t>
+        <w:t>FEATURE 1: Geofenced Driver Check-In — Drivers trigger automated arrival alerts upon entering terminal perimeter. No app download required—drivers receive an SMS link with door assignment.</w:t>
       </w:r>
     </w:p>
     <w:p>
@@ -277,7 +173,7 @@
           <w:color w:val="1E293B"/>
           <w:sz w:val="20"/>
         </w:rPr>
-        <w:t>Inbound drivers trigger automatic yard check-in upon crossing the terminal perimeter. Drivers verify load details, container seal numbers, and reefer temperatures directly on their mobile device without leaving their cab or downloading an app.</w:t>
+        <w:t>FEATURE 2: Dynamic Dock Door Assignment — Intelligent algorithms allocate bays based on trailer temperature class, liftgate requirements, forklift staging proximity, and dispatch schedules.</w:t>
       </w:r>
     </w:p>
     <w:p>
@@ -290,7 +186,7 @@
           <w:color w:val="1E293B"/>
           <w:sz w:val="20"/>
         </w:rPr>
-        <w:t>2. Dynamic Bay &amp; Yard Slotting Logic</w:t>
+        <w:t>FEATURE 3: Sign-on-Glass Electronic BOL — Drivers inspect carton tallies and sign digital bills of lading directly on mobile glass in under 30 seconds. PDFs sync to carrier and ERP records instantly.</w:t>
       </w:r>
     </w:p>
     <w:p>
@@ -303,7 +199,7 @@
           <w:color w:val="1E293B"/>
           <w:sz w:val="20"/>
         </w:rPr>
-        <w:t>DockStream's intelligent routing engine assigns trailers to optimal bays based on pallet volume, liftgate necessity, and forklift driver proximity—cutting cross-dock transit times by 40%.</w:t>
+        <w:t>FEATURE 4: Predictive Demurrage Alerts — Automated countdown flags trailers approaching detention windows (45 minutes prior), empowering dispatchers to prioritize at-risk freight.</w:t>
       </w:r>
     </w:p>
     <w:p>
@@ -316,7 +212,7 @@
           <w:color w:val="1E293B"/>
           <w:sz w:val="20"/>
         </w:rPr>
-        <w:t>3. Sign-on-Glass Electronic BOL (e-BOL)</w:t>
+        <w:t>FEATURE 5: Shift Throughput Analytics — Track turnaround times by carrier, driver, shift supervisor, and commodity type. Export audit-ready compliance logs with one click.</w:t>
       </w:r>
     </w:p>
     <w:p>
@@ -329,578 +225,7 @@
           <w:color w:val="1E293B"/>
           <w:sz w:val="20"/>
         </w:rPr>
-        <w:t>Frontline personnel annotate damages, take high-resolution timestamped photos, and collect carrier digital signatures instantly. Fully executed BOL PDFs sync to your enterprise TMS via REST APIs.</w:t>
-      </w:r>
-    </w:p>
-    <w:p>
-      <w:pPr>
-        <w:spacing w:before="0" w:after="120" w:line="276" w:lineRule="auto"/>
-      </w:pPr>
-      <w:r>
-        <w:rPr>
-          <w:rFonts w:ascii="Calibri" w:hAnsi="Calibri"/>
-          <w:color w:val="1E293B"/>
-          <w:sz w:val="20"/>
-        </w:rPr>
-        <w:t>4. Enterprise TMS Integrations Matrix</w:t>
-      </w:r>
-    </w:p>
-    <w:tbl>
-      <w:tblPr>
-        <w:tblW w:type="auto" w:w="0"/>
-        <w:jc w:val="center"/>
-        <w:tblLayout w:type="autofit"/>
-        <w:tblLook w:firstColumn="1" w:firstRow="1" w:lastColumn="0" w:lastRow="0" w:noHBand="0" w:noVBand="1" w:val="04A0"/>
-      </w:tblPr>
-      <w:tblGrid>
-        <w:gridCol w:w="2340"/>
-        <w:gridCol w:w="2340"/>
-        <w:gridCol w:w="2340"/>
-        <w:gridCol w:w="2340"/>
-      </w:tblGrid>
-      <w:tr>
-        <w:tc>
-          <w:tcPr>
-            <w:tcW w:type="dxa" w:w="2340"/>
-            <w:shd w:fill="0F172A"/>
-            <w:tcBorders>
-              <w:top w:val="single" w:sz="4" w:space="0" w:color="CBD5E1"/>
-              <w:left w:val="none"/>
-              <w:bottom w:val="single" w:sz="4" w:space="0" w:color="CBD5E1"/>
-              <w:right w:val="none"/>
-            </w:tcBorders>
-          </w:tcPr>
-          <w:p>
-            <w:pPr>
-              <w:spacing w:before="80" w:after="80"/>
-              <w:jc w:val="center"/>
-            </w:pPr>
-            <w:r>
-              <w:rPr>
-                <w:rFonts w:ascii="Calibri" w:hAnsi="Calibri"/>
-                <w:b/>
-                <w:color w:val="FFFFFF"/>
-                <w:sz w:val="19"/>
-              </w:rPr>
-              <w:t>TMS / ERP Platform</w:t>
-            </w:r>
-          </w:p>
-        </w:tc>
-        <w:tc>
-          <w:tcPr>
-            <w:tcW w:type="dxa" w:w="2340"/>
-            <w:shd w:fill="0F172A"/>
-            <w:tcBorders>
-              <w:top w:val="single" w:sz="4" w:space="0" w:color="CBD5E1"/>
-              <w:left w:val="none"/>
-              <w:bottom w:val="single" w:sz="4" w:space="0" w:color="CBD5E1"/>
-              <w:right w:val="none"/>
-            </w:tcBorders>
-          </w:tcPr>
-          <w:p>
-            <w:pPr>
-              <w:spacing w:before="80" w:after="80"/>
-              <w:jc w:val="center"/>
-            </w:pPr>
-            <w:r>
-              <w:rPr>
-                <w:rFonts w:ascii="Calibri" w:hAnsi="Calibri"/>
-                <w:b/>
-                <w:color w:val="FFFFFF"/>
-                <w:sz w:val="19"/>
-              </w:rPr>
-              <w:t>Integration Type</w:t>
-            </w:r>
-          </w:p>
-        </w:tc>
-        <w:tc>
-          <w:tcPr>
-            <w:tcW w:type="dxa" w:w="2340"/>
-            <w:shd w:fill="0F172A"/>
-            <w:tcBorders>
-              <w:top w:val="single" w:sz="4" w:space="0" w:color="CBD5E1"/>
-              <w:left w:val="none"/>
-              <w:bottom w:val="single" w:sz="4" w:space="0" w:color="CBD5E1"/>
-              <w:right w:val="none"/>
-            </w:tcBorders>
-          </w:tcPr>
-          <w:p>
-            <w:pPr>
-              <w:spacing w:before="80" w:after="80"/>
-              <w:jc w:val="center"/>
-            </w:pPr>
-            <w:r>
-              <w:rPr>
-                <w:rFonts w:ascii="Calibri" w:hAnsi="Calibri"/>
-                <w:b/>
-                <w:color w:val="FFFFFF"/>
-                <w:sz w:val="19"/>
-              </w:rPr>
-              <w:t>Sync Protocol</w:t>
-            </w:r>
-          </w:p>
-        </w:tc>
-        <w:tc>
-          <w:tcPr>
-            <w:tcW w:type="dxa" w:w="2340"/>
-            <w:shd w:fill="0F172A"/>
-            <w:tcBorders>
-              <w:top w:val="single" w:sz="4" w:space="0" w:color="CBD5E1"/>
-              <w:left w:val="none"/>
-              <w:bottom w:val="single" w:sz="4" w:space="0" w:color="CBD5E1"/>
-              <w:right w:val="none"/>
-            </w:tcBorders>
-          </w:tcPr>
-          <w:p>
-            <w:pPr>
-              <w:spacing w:before="80" w:after="80"/>
-              <w:jc w:val="center"/>
-            </w:pPr>
-            <w:r>
-              <w:rPr>
-                <w:rFonts w:ascii="Calibri" w:hAnsi="Calibri"/>
-                <w:b/>
-                <w:color w:val="FFFFFF"/>
-                <w:sz w:val="19"/>
-              </w:rPr>
-              <w:t>Data Exchanged</w:t>
-            </w:r>
-          </w:p>
-        </w:tc>
-      </w:tr>
-      <w:tr>
-        <w:tc>
-          <w:tcPr>
-            <w:tcW w:type="dxa" w:w="2340"/>
-            <w:shd w:fill="F8FAFC"/>
-            <w:tcBorders>
-              <w:top w:val="single" w:sz="4" w:space="0" w:color="CBD5E1"/>
-              <w:left w:val="none"/>
-              <w:bottom w:val="single" w:sz="4" w:space="0" w:color="CBD5E1"/>
-              <w:right w:val="none"/>
-            </w:tcBorders>
-          </w:tcPr>
-          <w:p>
-            <w:pPr>
-              <w:spacing w:before="80" w:after="80"/>
-              <w:jc w:val="left"/>
-            </w:pPr>
-            <w:r>
-              <w:rPr>
-                <w:rFonts w:ascii="Calibri" w:hAnsi="Calibri"/>
-                <w:color w:val="1E293B"/>
-                <w:sz w:val="18"/>
-              </w:rPr>
-              <w:t>SAP Transportation Management</w:t>
-            </w:r>
-          </w:p>
-        </w:tc>
-        <w:tc>
-          <w:tcPr>
-            <w:tcW w:type="dxa" w:w="2340"/>
-            <w:shd w:fill="F8FAFC"/>
-            <w:tcBorders>
-              <w:top w:val="single" w:sz="4" w:space="0" w:color="CBD5E1"/>
-              <w:left w:val="none"/>
-              <w:bottom w:val="single" w:sz="4" w:space="0" w:color="CBD5E1"/>
-              <w:right w:val="none"/>
-            </w:tcBorders>
-          </w:tcPr>
-          <w:p>
-            <w:pPr>
-              <w:spacing w:before="80" w:after="80"/>
-              <w:jc w:val="left"/>
-            </w:pPr>
-            <w:r>
-              <w:rPr>
-                <w:rFonts w:ascii="Calibri" w:hAnsi="Calibri"/>
-                <w:color w:val="1E293B"/>
-                <w:sz w:val="18"/>
-              </w:rPr>
-              <w:t>Native Enterprise Connector</w:t>
-            </w:r>
-          </w:p>
-        </w:tc>
-        <w:tc>
-          <w:tcPr>
-            <w:tcW w:type="dxa" w:w="2340"/>
-            <w:shd w:fill="F8FAFC"/>
-            <w:tcBorders>
-              <w:top w:val="single" w:sz="4" w:space="0" w:color="CBD5E1"/>
-              <w:left w:val="none"/>
-              <w:bottom w:val="single" w:sz="4" w:space="0" w:color="CBD5E1"/>
-              <w:right w:val="none"/>
-            </w:tcBorders>
-          </w:tcPr>
-          <w:p>
-            <w:pPr>
-              <w:spacing w:before="80" w:after="80"/>
-              <w:jc w:val="left"/>
-            </w:pPr>
-            <w:r>
-              <w:rPr>
-                <w:rFonts w:ascii="Calibri" w:hAnsi="Calibri"/>
-                <w:color w:val="1E293B"/>
-                <w:sz w:val="18"/>
-              </w:rPr>
-              <w:t>Bi-Directional REST / OData</w:t>
-            </w:r>
-          </w:p>
-        </w:tc>
-        <w:tc>
-          <w:tcPr>
-            <w:tcW w:type="dxa" w:w="2340"/>
-            <w:shd w:fill="F8FAFC"/>
-            <w:tcBorders>
-              <w:top w:val="single" w:sz="4" w:space="0" w:color="CBD5E1"/>
-              <w:left w:val="none"/>
-              <w:bottom w:val="single" w:sz="4" w:space="0" w:color="CBD5E1"/>
-              <w:right w:val="none"/>
-            </w:tcBorders>
-          </w:tcPr>
-          <w:p>
-            <w:pPr>
-              <w:spacing w:before="80" w:after="80"/>
-              <w:jc w:val="left"/>
-            </w:pPr>
-            <w:r>
-              <w:rPr>
-                <w:rFonts w:ascii="Calibri" w:hAnsi="Calibri"/>
-                <w:color w:val="1E293B"/>
-                <w:sz w:val="18"/>
-              </w:rPr>
-              <w:t>Inbound ASN, Gate-In Time, POD PDF</w:t>
-            </w:r>
-          </w:p>
-        </w:tc>
-      </w:tr>
-      <w:tr>
-        <w:tc>
-          <w:tcPr>
-            <w:tcW w:type="dxa" w:w="2340"/>
-            <w:shd w:fill="FFFFFF"/>
-            <w:tcBorders>
-              <w:top w:val="single" w:sz="4" w:space="0" w:color="CBD5E1"/>
-              <w:left w:val="none"/>
-              <w:bottom w:val="single" w:sz="4" w:space="0" w:color="CBD5E1"/>
-              <w:right w:val="none"/>
-            </w:tcBorders>
-          </w:tcPr>
-          <w:p>
-            <w:pPr>
-              <w:spacing w:before="80" w:after="80"/>
-              <w:jc w:val="left"/>
-            </w:pPr>
-            <w:r>
-              <w:rPr>
-                <w:rFonts w:ascii="Calibri" w:hAnsi="Calibri"/>
-                <w:color w:val="1E293B"/>
-                <w:sz w:val="18"/>
-              </w:rPr>
-              <w:t>Oracle OTM Cloud</w:t>
-            </w:r>
-          </w:p>
-        </w:tc>
-        <w:tc>
-          <w:tcPr>
-            <w:tcW w:type="dxa" w:w="2340"/>
-            <w:shd w:fill="FFFFFF"/>
-            <w:tcBorders>
-              <w:top w:val="single" w:sz="4" w:space="0" w:color="CBD5E1"/>
-              <w:left w:val="none"/>
-              <w:bottom w:val="single" w:sz="4" w:space="0" w:color="CBD5E1"/>
-              <w:right w:val="none"/>
-            </w:tcBorders>
-          </w:tcPr>
-          <w:p>
-            <w:pPr>
-              <w:spacing w:before="80" w:after="80"/>
-              <w:jc w:val="left"/>
-            </w:pPr>
-            <w:r>
-              <w:rPr>
-                <w:rFonts w:ascii="Calibri" w:hAnsi="Calibri"/>
-                <w:color w:val="1E293B"/>
-                <w:sz w:val="18"/>
-              </w:rPr>
-              <w:t>Certified Partner Module</w:t>
-            </w:r>
-          </w:p>
-        </w:tc>
-        <w:tc>
-          <w:tcPr>
-            <w:tcW w:type="dxa" w:w="2340"/>
-            <w:shd w:fill="FFFFFF"/>
-            <w:tcBorders>
-              <w:top w:val="single" w:sz="4" w:space="0" w:color="CBD5E1"/>
-              <w:left w:val="none"/>
-              <w:bottom w:val="single" w:sz="4" w:space="0" w:color="CBD5E1"/>
-              <w:right w:val="none"/>
-            </w:tcBorders>
-          </w:tcPr>
-          <w:p>
-            <w:pPr>
-              <w:spacing w:before="80" w:after="80"/>
-              <w:jc w:val="left"/>
-            </w:pPr>
-            <w:r>
-              <w:rPr>
-                <w:rFonts w:ascii="Calibri" w:hAnsi="Calibri"/>
-                <w:color w:val="1E293B"/>
-                <w:sz w:val="18"/>
-              </w:rPr>
-              <w:t>REST API &amp; Webhooks</w:t>
-            </w:r>
-          </w:p>
-        </w:tc>
-        <w:tc>
-          <w:tcPr>
-            <w:tcW w:type="dxa" w:w="2340"/>
-            <w:shd w:fill="FFFFFF"/>
-            <w:tcBorders>
-              <w:top w:val="single" w:sz="4" w:space="0" w:color="CBD5E1"/>
-              <w:left w:val="none"/>
-              <w:bottom w:val="single" w:sz="4" w:space="0" w:color="CBD5E1"/>
-              <w:right w:val="none"/>
-            </w:tcBorders>
-          </w:tcPr>
-          <w:p>
-            <w:pPr>
-              <w:spacing w:before="80" w:after="80"/>
-              <w:jc w:val="left"/>
-            </w:pPr>
-            <w:r>
-              <w:rPr>
-                <w:rFonts w:ascii="Calibri" w:hAnsi="Calibri"/>
-                <w:color w:val="1E293B"/>
-                <w:sz w:val="18"/>
-              </w:rPr>
-              <w:t>Trailer Arrival, Dock Status, BOL Signatures</w:t>
-            </w:r>
-          </w:p>
-        </w:tc>
-      </w:tr>
-      <w:tr>
-        <w:tc>
-          <w:tcPr>
-            <w:tcW w:type="dxa" w:w="2340"/>
-            <w:shd w:fill="F8FAFC"/>
-            <w:tcBorders>
-              <w:top w:val="single" w:sz="4" w:space="0" w:color="CBD5E1"/>
-              <w:left w:val="none"/>
-              <w:bottom w:val="single" w:sz="4" w:space="0" w:color="CBD5E1"/>
-              <w:right w:val="none"/>
-            </w:tcBorders>
-          </w:tcPr>
-          <w:p>
-            <w:pPr>
-              <w:spacing w:before="80" w:after="80"/>
-              <w:jc w:val="left"/>
-            </w:pPr>
-            <w:r>
-              <w:rPr>
-                <w:rFonts w:ascii="Calibri" w:hAnsi="Calibri"/>
-                <w:color w:val="1E293B"/>
-                <w:sz w:val="18"/>
-              </w:rPr>
-              <w:t>Descartes Logistics Suite</w:t>
-            </w:r>
-          </w:p>
-        </w:tc>
-        <w:tc>
-          <w:tcPr>
-            <w:tcW w:type="dxa" w:w="2340"/>
-            <w:shd w:fill="F8FAFC"/>
-            <w:tcBorders>
-              <w:top w:val="single" w:sz="4" w:space="0" w:color="CBD5E1"/>
-              <w:left w:val="none"/>
-              <w:bottom w:val="single" w:sz="4" w:space="0" w:color="CBD5E1"/>
-              <w:right w:val="none"/>
-            </w:tcBorders>
-          </w:tcPr>
-          <w:p>
-            <w:pPr>
-              <w:spacing w:before="80" w:after="80"/>
-              <w:jc w:val="left"/>
-            </w:pPr>
-            <w:r>
-              <w:rPr>
-                <w:rFonts w:ascii="Calibri" w:hAnsi="Calibri"/>
-                <w:color w:val="1E293B"/>
-                <w:sz w:val="18"/>
-              </w:rPr>
-              <w:t>Pre-Built Middleware</w:t>
-            </w:r>
-          </w:p>
-        </w:tc>
-        <w:tc>
-          <w:tcPr>
-            <w:tcW w:type="dxa" w:w="2340"/>
-            <w:shd w:fill="F8FAFC"/>
-            <w:tcBorders>
-              <w:top w:val="single" w:sz="4" w:space="0" w:color="CBD5E1"/>
-              <w:left w:val="none"/>
-              <w:bottom w:val="single" w:sz="4" w:space="0" w:color="CBD5E1"/>
-              <w:right w:val="none"/>
-            </w:tcBorders>
-          </w:tcPr>
-          <w:p>
-            <w:pPr>
-              <w:spacing w:before="80" w:after="80"/>
-              <w:jc w:val="left"/>
-            </w:pPr>
-            <w:r>
-              <w:rPr>
-                <w:rFonts w:ascii="Calibri" w:hAnsi="Calibri"/>
-                <w:color w:val="1E293B"/>
-                <w:sz w:val="18"/>
-              </w:rPr>
-              <w:t>EDI 214 / 210 / 204 Bridge</w:t>
-            </w:r>
-          </w:p>
-        </w:tc>
-        <w:tc>
-          <w:tcPr>
-            <w:tcW w:type="dxa" w:w="2340"/>
-            <w:shd w:fill="F8FAFC"/>
-            <w:tcBorders>
-              <w:top w:val="single" w:sz="4" w:space="0" w:color="CBD5E1"/>
-              <w:left w:val="none"/>
-              <w:bottom w:val="single" w:sz="4" w:space="0" w:color="CBD5E1"/>
-              <w:right w:val="none"/>
-            </w:tcBorders>
-          </w:tcPr>
-          <w:p>
-            <w:pPr>
-              <w:spacing w:before="80" w:after="80"/>
-              <w:jc w:val="left"/>
-            </w:pPr>
-            <w:r>
-              <w:rPr>
-                <w:rFonts w:ascii="Calibri" w:hAnsi="Calibri"/>
-                <w:color w:val="1E293B"/>
-                <w:sz w:val="18"/>
-              </w:rPr>
-              <w:t>Shipment Status Events, Detention Triggers</w:t>
-            </w:r>
-          </w:p>
-        </w:tc>
-      </w:tr>
-      <w:tr>
-        <w:tc>
-          <w:tcPr>
-            <w:tcW w:type="dxa" w:w="2340"/>
-            <w:shd w:fill="FFFFFF"/>
-            <w:tcBorders>
-              <w:top w:val="single" w:sz="4" w:space="0" w:color="CBD5E1"/>
-              <w:left w:val="none"/>
-              <w:bottom w:val="single" w:sz="4" w:space="0" w:color="CBD5E1"/>
-              <w:right w:val="none"/>
-            </w:tcBorders>
-          </w:tcPr>
-          <w:p>
-            <w:pPr>
-              <w:spacing w:before="80" w:after="80"/>
-              <w:jc w:val="left"/>
-            </w:pPr>
-            <w:r>
-              <w:rPr>
-                <w:rFonts w:ascii="Calibri" w:hAnsi="Calibri"/>
-                <w:color w:val="1E293B"/>
-                <w:sz w:val="18"/>
-              </w:rPr>
-              <w:t>Blue Yonder (JDA)</w:t>
-            </w:r>
-          </w:p>
-        </w:tc>
-        <w:tc>
-          <w:tcPr>
-            <w:tcW w:type="dxa" w:w="2340"/>
-            <w:shd w:fill="FFFFFF"/>
-            <w:tcBorders>
-              <w:top w:val="single" w:sz="4" w:space="0" w:color="CBD5E1"/>
-              <w:left w:val="none"/>
-              <w:bottom w:val="single" w:sz="4" w:space="0" w:color="CBD5E1"/>
-              <w:right w:val="none"/>
-            </w:tcBorders>
-          </w:tcPr>
-          <w:p>
-            <w:pPr>
-              <w:spacing w:before="80" w:after="80"/>
-              <w:jc w:val="left"/>
-            </w:pPr>
-            <w:r>
-              <w:rPr>
-                <w:rFonts w:ascii="Calibri" w:hAnsi="Calibri"/>
-                <w:color w:val="1E293B"/>
-                <w:sz w:val="18"/>
-              </w:rPr>
-              <w:t>API Webhook Sync</w:t>
-            </w:r>
-          </w:p>
-        </w:tc>
-        <w:tc>
-          <w:tcPr>
-            <w:tcW w:type="dxa" w:w="2340"/>
-            <w:shd w:fill="FFFFFF"/>
-            <w:tcBorders>
-              <w:top w:val="single" w:sz="4" w:space="0" w:color="CBD5E1"/>
-              <w:left w:val="none"/>
-              <w:bottom w:val="single" w:sz="4" w:space="0" w:color="CBD5E1"/>
-              <w:right w:val="none"/>
-            </w:tcBorders>
-          </w:tcPr>
-          <w:p>
-            <w:pPr>
-              <w:spacing w:before="80" w:after="80"/>
-              <w:jc w:val="left"/>
-            </w:pPr>
-            <w:r>
-              <w:rPr>
-                <w:rFonts w:ascii="Calibri" w:hAnsi="Calibri"/>
-                <w:color w:val="1E293B"/>
-                <w:sz w:val="18"/>
-              </w:rPr>
-              <w:t>JSON REST API</w:t>
-            </w:r>
-          </w:p>
-        </w:tc>
-        <w:tc>
-          <w:tcPr>
-            <w:tcW w:type="dxa" w:w="2340"/>
-            <w:shd w:fill="FFFFFF"/>
-            <w:tcBorders>
-              <w:top w:val="single" w:sz="4" w:space="0" w:color="CBD5E1"/>
-              <w:left w:val="none"/>
-              <w:bottom w:val="single" w:sz="4" w:space="0" w:color="CBD5E1"/>
-              <w:right w:val="none"/>
-            </w:tcBorders>
-          </w:tcPr>
-          <w:p>
-            <w:pPr>
-              <w:spacing w:before="80" w:after="80"/>
-              <w:jc w:val="left"/>
-            </w:pPr>
-            <w:r>
-              <w:rPr>
-                <w:rFonts w:ascii="Calibri" w:hAnsi="Calibri"/>
-                <w:color w:val="1E293B"/>
-                <w:sz w:val="18"/>
-              </w:rPr>
-              <w:t>Bay Assignment, Pallet Counts, Proof of Delivery</w:t>
-            </w:r>
-          </w:p>
-        </w:tc>
-      </w:tr>
-    </w:tbl>
-    <w:p>
-      <w:pPr>
-        <w:spacing w:before="0" w:after="160"/>
-      </w:pPr>
-    </w:p>
-    <w:p>
-      <w:r>
-        <w:br w:type="page"/>
+        <w:t>FEATURE 6: Multilingual Driver Interface — Instant SMS localization into English, Spanish, Polish, and Russian ensures seamless communication with long-haul regional freight drivers.</w:t>
       </w:r>
     </w:p>
     <w:p>
@@ -915,7 +240,7 @@
           <w:color w:val="0F172A"/>
           <w:sz w:val="26"/>
         </w:rPr>
-        <w:t>ENTERPRISE SECURITY, SLA &amp; COMMERCIAL TERMS</w:t>
+        <w:t>PAGE 3: ENTERPRISE INTEGRATIONS &amp; SECURITY</w:t>
       </w:r>
     </w:p>
     <w:p>
@@ -928,7 +253,20 @@
           <w:color w:val="1E293B"/>
           <w:sz w:val="20"/>
         </w:rPr>
-        <w:t>1. Information Security &amp; Compliance</w:t>
+        <w:t>HEADLINE: Connects Seamlessly with Your Existing Logistics Stack</w:t>
+      </w:r>
+    </w:p>
+    <w:p>
+      <w:pPr>
+        <w:spacing w:before="0" w:after="120" w:line="276" w:lineRule="auto"/>
+      </w:pPr>
+      <w:r>
+        <w:rPr>
+          <w:rFonts w:ascii="Calibri" w:hAnsi="Calibri"/>
+          <w:color w:val="1E293B"/>
+          <w:sz w:val="20"/>
+        </w:rPr>
+        <w:t>SUBHEAD: Bi-directional webhooks and native connectors eliminate dual-entry between yard management and enterprise ERPs.</w:t>
       </w:r>
     </w:p>
     <w:p>
@@ -942,7 +280,7 @@
           <w:color w:val="1E293B"/>
           <w:sz w:val="20"/>
         </w:rPr>
-        <w:t>SOC 2 Type II Certified: Annual third-party audits ensure complete data isolation and encryption at rest (AES-256) and in transit (TLS 1.3).</w:t>
+        <w:t>SAP TMS &amp; S/4HANA: Native IDoc and OData REST integration. Pull incoming manifest schedules and push finalized pallet receipts straight into central inventory.</w:t>
       </w:r>
     </w:p>
     <w:p>
@@ -956,7 +294,7 @@
           <w:color w:val="1E293B"/>
           <w:sz w:val="20"/>
         </w:rPr>
-        <w:t>Role-Based Access Control (RBAC): Granular permissions for terminal directors, dispatch supervisors, yard jockeys, and third-party carrier fleets.</w:t>
+        <w:t>Oracle Transportation Management (OTM): Real-time dock appointment synchronization with shipment milestone updates (EDI 214 and XML freight statuses).</w:t>
       </w:r>
     </w:p>
     <w:p>
@@ -970,7 +308,50 @@
           <w:color w:val="1E293B"/>
           <w:sz w:val="20"/>
         </w:rPr>
-        <w:t>99.95% High Availability SLA: Multi-region cloud failover ensures continuous terminal operations during network outages.</w:t>
+        <w:t>Blue Yonder (JDA): Automated warehouse door reservation mapping and driver staging queue synchronization.</w:t>
+      </w:r>
+    </w:p>
+    <w:p>
+      <w:pPr>
+        <w:pStyle w:val="ListBullet"/>
+        <w:spacing w:before="0" w:after="60" w:line="276" w:lineRule="auto"/>
+      </w:pPr>
+      <w:r>
+        <w:rPr>
+          <w:rFonts w:ascii="Calibri" w:hAnsi="Calibri"/>
+          <w:color w:val="1E293B"/>
+          <w:sz w:val="20"/>
+        </w:rPr>
+        <w:t>Standard EDI 204 / 214 / 210: Turnkey electronic data interchange compatibility with certified clearinghouse protocols.</w:t>
+      </w:r>
+    </w:p>
+    <w:p>
+      <w:pPr>
+        <w:pStyle w:val="ListBullet"/>
+        <w:spacing w:before="0" w:after="60" w:line="276" w:lineRule="auto"/>
+      </w:pPr>
+      <w:r>
+        <w:rPr>
+          <w:rFonts w:ascii="Calibri" w:hAnsi="Calibri"/>
+          <w:color w:val="1E293B"/>
+          <w:sz w:val="20"/>
+        </w:rPr>
+        <w:t>Security &amp; SOC-2: End-to-end 256-bit AES data encryption in transit and at rest, role-based access control (RBAC), and annual third-party penetration testing.</w:t>
+      </w:r>
+    </w:p>
+    <w:p>
+      <w:pPr>
+        <w:keepNext/>
+        <w:spacing w:before="280" w:after="80"/>
+      </w:pPr>
+      <w:r>
+        <w:rPr>
+          <w:rFonts w:ascii="Calibri" w:hAnsi="Calibri"/>
+          <w:b/>
+          <w:color w:val="0F172A"/>
+          <w:sz w:val="26"/>
+        </w:rPr>
+        <w:t>PAGE 4: TRANSPARENT PRICING &amp; LICENSING TIERS</w:t>
       </w:r>
     </w:p>
     <w:p>
@@ -983,561 +364,159 @@
           <w:color w:val="1E293B"/>
           <w:sz w:val="20"/>
         </w:rPr>
-        <w:t>2. Tiered Enterprise Pricing Schedule</w:t>
+        <w:t>HEADLINE: Simple, Predictable Per-Facility Pricing</w:t>
       </w:r>
     </w:p>
-    <w:tbl>
-      <w:tblPr>
-        <w:tblW w:type="auto" w:w="0"/>
-        <w:jc w:val="center"/>
-        <w:tblLayout w:type="autofit"/>
-        <w:tblLook w:firstColumn="1" w:firstRow="1" w:lastColumn="0" w:lastRow="0" w:noHBand="0" w:noVBand="1" w:val="04A0"/>
-      </w:tblPr>
-      <w:tblGrid>
-        <w:gridCol w:w="1872"/>
-        <w:gridCol w:w="1872"/>
-        <w:gridCol w:w="1872"/>
-        <w:gridCol w:w="1872"/>
-        <w:gridCol w:w="1872"/>
-      </w:tblGrid>
-      <w:tr>
-        <w:tc>
-          <w:tcPr>
-            <w:tcW w:type="dxa" w:w="1872"/>
-            <w:shd w:fill="0F172A"/>
-            <w:tcBorders>
-              <w:top w:val="single" w:sz="4" w:space="0" w:color="CBD5E1"/>
-              <w:left w:val="none"/>
-              <w:bottom w:val="single" w:sz="4" w:space="0" w:color="CBD5E1"/>
-              <w:right w:val="none"/>
-            </w:tcBorders>
-          </w:tcPr>
-          <w:p>
-            <w:pPr>
-              <w:spacing w:before="80" w:after="80"/>
-              <w:jc w:val="center"/>
-            </w:pPr>
-            <w:r>
-              <w:rPr>
-                <w:rFonts w:ascii="Calibri" w:hAnsi="Calibri"/>
-                <w:b/>
-                <w:color w:val="FFFFFF"/>
-                <w:sz w:val="19"/>
-              </w:rPr>
-              <w:t>Plan Tier</w:t>
-            </w:r>
-          </w:p>
-        </w:tc>
-        <w:tc>
-          <w:tcPr>
-            <w:tcW w:type="dxa" w:w="1872"/>
-            <w:shd w:fill="0F172A"/>
-            <w:tcBorders>
-              <w:top w:val="single" w:sz="4" w:space="0" w:color="CBD5E1"/>
-              <w:left w:val="none"/>
-              <w:bottom w:val="single" w:sz="4" w:space="0" w:color="CBD5E1"/>
-              <w:right w:val="none"/>
-            </w:tcBorders>
-          </w:tcPr>
-          <w:p>
-            <w:pPr>
-              <w:spacing w:before="80" w:after="80"/>
-              <w:jc w:val="center"/>
-            </w:pPr>
-            <w:r>
-              <w:rPr>
-                <w:rFonts w:ascii="Calibri" w:hAnsi="Calibri"/>
-                <w:b/>
-                <w:color w:val="FFFFFF"/>
-                <w:sz w:val="19"/>
-              </w:rPr>
-              <w:t>Terminal Footprint</w:t>
-            </w:r>
-          </w:p>
-        </w:tc>
-        <w:tc>
-          <w:tcPr>
-            <w:tcW w:type="dxa" w:w="1872"/>
-            <w:shd w:fill="0F172A"/>
-            <w:tcBorders>
-              <w:top w:val="single" w:sz="4" w:space="0" w:color="CBD5E1"/>
-              <w:left w:val="none"/>
-              <w:bottom w:val="single" w:sz="4" w:space="0" w:color="CBD5E1"/>
-              <w:right w:val="none"/>
-            </w:tcBorders>
-          </w:tcPr>
-          <w:p>
-            <w:pPr>
-              <w:spacing w:before="80" w:after="80"/>
-              <w:jc w:val="center"/>
-            </w:pPr>
-            <w:r>
-              <w:rPr>
-                <w:rFonts w:ascii="Calibri" w:hAnsi="Calibri"/>
-                <w:b/>
-                <w:color w:val="FFFFFF"/>
-                <w:sz w:val="19"/>
-              </w:rPr>
-              <w:t>Monthly Inbound Loads</w:t>
-            </w:r>
-          </w:p>
-        </w:tc>
-        <w:tc>
-          <w:tcPr>
-            <w:tcW w:type="dxa" w:w="1872"/>
-            <w:shd w:fill="0F172A"/>
-            <w:tcBorders>
-              <w:top w:val="single" w:sz="4" w:space="0" w:color="CBD5E1"/>
-              <w:left w:val="none"/>
-              <w:bottom w:val="single" w:sz="4" w:space="0" w:color="CBD5E1"/>
-              <w:right w:val="none"/>
-            </w:tcBorders>
-          </w:tcPr>
-          <w:p>
-            <w:pPr>
-              <w:spacing w:before="80" w:after="80"/>
-              <w:jc w:val="center"/>
-            </w:pPr>
-            <w:r>
-              <w:rPr>
-                <w:rFonts w:ascii="Calibri" w:hAnsi="Calibri"/>
-                <w:b/>
-                <w:color w:val="FFFFFF"/>
-                <w:sz w:val="19"/>
-              </w:rPr>
-              <w:t>Key Inclusions</w:t>
-            </w:r>
-          </w:p>
-        </w:tc>
-        <w:tc>
-          <w:tcPr>
-            <w:tcW w:type="dxa" w:w="1872"/>
-            <w:shd w:fill="0F172A"/>
-            <w:tcBorders>
-              <w:top w:val="single" w:sz="4" w:space="0" w:color="CBD5E1"/>
-              <w:left w:val="none"/>
-              <w:bottom w:val="single" w:sz="4" w:space="0" w:color="CBD5E1"/>
-              <w:right w:val="none"/>
-            </w:tcBorders>
-          </w:tcPr>
-          <w:p>
-            <w:pPr>
-              <w:spacing w:before="80" w:after="80"/>
-              <w:jc w:val="center"/>
-            </w:pPr>
-            <w:r>
-              <w:rPr>
-                <w:rFonts w:ascii="Calibri" w:hAnsi="Calibri"/>
-                <w:b/>
-                <w:color w:val="FFFFFF"/>
-                <w:sz w:val="19"/>
-              </w:rPr>
-              <w:t>Annual SaaS License</w:t>
-            </w:r>
-          </w:p>
-        </w:tc>
-      </w:tr>
-      <w:tr>
-        <w:tc>
-          <w:tcPr>
-            <w:tcW w:type="dxa" w:w="1872"/>
-            <w:shd w:fill="F8FAFC"/>
-            <w:tcBorders>
-              <w:top w:val="single" w:sz="4" w:space="0" w:color="CBD5E1"/>
-              <w:left w:val="none"/>
-              <w:bottom w:val="single" w:sz="4" w:space="0" w:color="CBD5E1"/>
-              <w:right w:val="none"/>
-            </w:tcBorders>
-          </w:tcPr>
-          <w:p>
-            <w:pPr>
-              <w:spacing w:before="80" w:after="80"/>
-              <w:jc w:val="left"/>
-            </w:pPr>
-            <w:r>
-              <w:rPr>
-                <w:rFonts w:ascii="Calibri" w:hAnsi="Calibri"/>
-                <w:color w:val="1E293B"/>
-                <w:sz w:val="18"/>
-              </w:rPr>
-              <w:t>Standard Hub</w:t>
-            </w:r>
-          </w:p>
-        </w:tc>
-        <w:tc>
-          <w:tcPr>
-            <w:tcW w:type="dxa" w:w="1872"/>
-            <w:shd w:fill="F8FAFC"/>
-            <w:tcBorders>
-              <w:top w:val="single" w:sz="4" w:space="0" w:color="CBD5E1"/>
-              <w:left w:val="none"/>
-              <w:bottom w:val="single" w:sz="4" w:space="0" w:color="CBD5E1"/>
-              <w:right w:val="none"/>
-            </w:tcBorders>
-          </w:tcPr>
-          <w:p>
-            <w:pPr>
-              <w:spacing w:before="80" w:after="80"/>
-              <w:jc w:val="left"/>
-            </w:pPr>
-            <w:r>
-              <w:rPr>
-                <w:rFonts w:ascii="Calibri" w:hAnsi="Calibri"/>
-                <w:color w:val="1E293B"/>
-                <w:sz w:val="18"/>
-              </w:rPr>
-              <w:t>Single Terminal (1–20 Doors)</w:t>
-            </w:r>
-          </w:p>
-        </w:tc>
-        <w:tc>
-          <w:tcPr>
-            <w:tcW w:type="dxa" w:w="1872"/>
-            <w:shd w:fill="F8FAFC"/>
-            <w:tcBorders>
-              <w:top w:val="single" w:sz="4" w:space="0" w:color="CBD5E1"/>
-              <w:left w:val="none"/>
-              <w:bottom w:val="single" w:sz="4" w:space="0" w:color="CBD5E1"/>
-              <w:right w:val="none"/>
-            </w:tcBorders>
-          </w:tcPr>
-          <w:p>
-            <w:pPr>
-              <w:spacing w:before="80" w:after="80"/>
-              <w:jc w:val="left"/>
-            </w:pPr>
-            <w:r>
-              <w:rPr>
-                <w:rFonts w:ascii="Calibri" w:hAnsi="Calibri"/>
-                <w:color w:val="1E293B"/>
-                <w:sz w:val="18"/>
-              </w:rPr>
-              <w:t>Up to 500 Loads/Mo</w:t>
-            </w:r>
-          </w:p>
-        </w:tc>
-        <w:tc>
-          <w:tcPr>
-            <w:tcW w:type="dxa" w:w="1872"/>
-            <w:shd w:fill="F8FAFC"/>
-            <w:tcBorders>
-              <w:top w:val="single" w:sz="4" w:space="0" w:color="CBD5E1"/>
-              <w:left w:val="none"/>
-              <w:bottom w:val="single" w:sz="4" w:space="0" w:color="CBD5E1"/>
-              <w:right w:val="none"/>
-            </w:tcBorders>
-          </w:tcPr>
-          <w:p>
-            <w:pPr>
-              <w:spacing w:before="80" w:after="80"/>
-              <w:jc w:val="left"/>
-            </w:pPr>
-            <w:r>
-              <w:rPr>
-                <w:rFonts w:ascii="Calibri" w:hAnsi="Calibri"/>
-                <w:color w:val="1E293B"/>
-                <w:sz w:val="18"/>
-              </w:rPr>
-              <w:t>Mobile Check-In, e-BOL, Basic Reporting</w:t>
-            </w:r>
-          </w:p>
-        </w:tc>
-        <w:tc>
-          <w:tcPr>
-            <w:tcW w:type="dxa" w:w="1872"/>
-            <w:shd w:fill="F8FAFC"/>
-            <w:tcBorders>
-              <w:top w:val="single" w:sz="4" w:space="0" w:color="CBD5E1"/>
-              <w:left w:val="none"/>
-              <w:bottom w:val="single" w:sz="4" w:space="0" w:color="CBD5E1"/>
-              <w:right w:val="none"/>
-            </w:tcBorders>
-          </w:tcPr>
-          <w:p>
-            <w:pPr>
-              <w:spacing w:before="80" w:after="80"/>
-              <w:jc w:val="left"/>
-            </w:pPr>
-            <w:r>
-              <w:rPr>
-                <w:rFonts w:ascii="Calibri" w:hAnsi="Calibri"/>
-                <w:color w:val="1E293B"/>
-                <w:sz w:val="18"/>
-              </w:rPr>
-              <w:t>$14,400 / Year</w:t>
-            </w:r>
-          </w:p>
-        </w:tc>
-      </w:tr>
-      <w:tr>
-        <w:tc>
-          <w:tcPr>
-            <w:tcW w:type="dxa" w:w="1872"/>
-            <w:shd w:fill="FFFFFF"/>
-            <w:tcBorders>
-              <w:top w:val="single" w:sz="4" w:space="0" w:color="CBD5E1"/>
-              <w:left w:val="none"/>
-              <w:bottom w:val="single" w:sz="4" w:space="0" w:color="CBD5E1"/>
-              <w:right w:val="none"/>
-            </w:tcBorders>
-          </w:tcPr>
-          <w:p>
-            <w:pPr>
-              <w:spacing w:before="80" w:after="80"/>
-              <w:jc w:val="left"/>
-            </w:pPr>
-            <w:r>
-              <w:rPr>
-                <w:rFonts w:ascii="Calibri" w:hAnsi="Calibri"/>
-                <w:color w:val="1E293B"/>
-                <w:sz w:val="18"/>
-              </w:rPr>
-              <w:t>Enterprise Terminal</w:t>
-            </w:r>
-          </w:p>
-        </w:tc>
-        <w:tc>
-          <w:tcPr>
-            <w:tcW w:type="dxa" w:w="1872"/>
-            <w:shd w:fill="FFFFFF"/>
-            <w:tcBorders>
-              <w:top w:val="single" w:sz="4" w:space="0" w:color="CBD5E1"/>
-              <w:left w:val="none"/>
-              <w:bottom w:val="single" w:sz="4" w:space="0" w:color="CBD5E1"/>
-              <w:right w:val="none"/>
-            </w:tcBorders>
-          </w:tcPr>
-          <w:p>
-            <w:pPr>
-              <w:spacing w:before="80" w:after="80"/>
-              <w:jc w:val="left"/>
-            </w:pPr>
-            <w:r>
-              <w:rPr>
-                <w:rFonts w:ascii="Calibri" w:hAnsi="Calibri"/>
-                <w:color w:val="1E293B"/>
-                <w:sz w:val="18"/>
-              </w:rPr>
-              <w:t>Regional Hub (20–60 Doors)</w:t>
-            </w:r>
-          </w:p>
-        </w:tc>
-        <w:tc>
-          <w:tcPr>
-            <w:tcW w:type="dxa" w:w="1872"/>
-            <w:shd w:fill="FFFFFF"/>
-            <w:tcBorders>
-              <w:top w:val="single" w:sz="4" w:space="0" w:color="CBD5E1"/>
-              <w:left w:val="none"/>
-              <w:bottom w:val="single" w:sz="4" w:space="0" w:color="CBD5E1"/>
-              <w:right w:val="none"/>
-            </w:tcBorders>
-          </w:tcPr>
-          <w:p>
-            <w:pPr>
-              <w:spacing w:before="80" w:after="80"/>
-              <w:jc w:val="left"/>
-            </w:pPr>
-            <w:r>
-              <w:rPr>
-                <w:rFonts w:ascii="Calibri" w:hAnsi="Calibri"/>
-                <w:color w:val="1E293B"/>
-                <w:sz w:val="18"/>
-              </w:rPr>
-              <w:t>Up to 2,000 Loads/Mo</w:t>
-            </w:r>
-          </w:p>
-        </w:tc>
-        <w:tc>
-          <w:tcPr>
-            <w:tcW w:type="dxa" w:w="1872"/>
-            <w:shd w:fill="FFFFFF"/>
-            <w:tcBorders>
-              <w:top w:val="single" w:sz="4" w:space="0" w:color="CBD5E1"/>
-              <w:left w:val="none"/>
-              <w:bottom w:val="single" w:sz="4" w:space="0" w:color="CBD5E1"/>
-              <w:right w:val="none"/>
-            </w:tcBorders>
-          </w:tcPr>
-          <w:p>
-            <w:pPr>
-              <w:spacing w:before="80" w:after="80"/>
-              <w:jc w:val="left"/>
-            </w:pPr>
-            <w:r>
-              <w:rPr>
-                <w:rFonts w:ascii="Calibri" w:hAnsi="Calibri"/>
-                <w:color w:val="1E293B"/>
-                <w:sz w:val="18"/>
-              </w:rPr>
-              <w:t>Dynamic Slotting, TMS Sync, Demurrage Alerts</w:t>
-            </w:r>
-          </w:p>
-        </w:tc>
-        <w:tc>
-          <w:tcPr>
-            <w:tcW w:type="dxa" w:w="1872"/>
-            <w:shd w:fill="FFFFFF"/>
-            <w:tcBorders>
-              <w:top w:val="single" w:sz="4" w:space="0" w:color="CBD5E1"/>
-              <w:left w:val="none"/>
-              <w:bottom w:val="single" w:sz="4" w:space="0" w:color="CBD5E1"/>
-              <w:right w:val="none"/>
-            </w:tcBorders>
-          </w:tcPr>
-          <w:p>
-            <w:pPr>
-              <w:spacing w:before="80" w:after="80"/>
-              <w:jc w:val="left"/>
-            </w:pPr>
-            <w:r>
-              <w:rPr>
-                <w:rFonts w:ascii="Calibri" w:hAnsi="Calibri"/>
-                <w:color w:val="1E293B"/>
-                <w:sz w:val="18"/>
-              </w:rPr>
-              <w:t>$28,500 / Year</w:t>
-            </w:r>
-          </w:p>
-        </w:tc>
-      </w:tr>
-      <w:tr>
-        <w:tc>
-          <w:tcPr>
-            <w:tcW w:type="dxa" w:w="1872"/>
-            <w:shd w:fill="F8FAFC"/>
-            <w:tcBorders>
-              <w:top w:val="single" w:sz="4" w:space="0" w:color="CBD5E1"/>
-              <w:left w:val="none"/>
-              <w:bottom w:val="single" w:sz="4" w:space="0" w:color="CBD5E1"/>
-              <w:right w:val="none"/>
-            </w:tcBorders>
-          </w:tcPr>
-          <w:p>
-            <w:pPr>
-              <w:spacing w:before="80" w:after="80"/>
-              <w:jc w:val="left"/>
-            </w:pPr>
-            <w:r>
-              <w:rPr>
-                <w:rFonts w:ascii="Calibri" w:hAnsi="Calibri"/>
-                <w:color w:val="1E293B"/>
-                <w:sz w:val="18"/>
-              </w:rPr>
-              <w:t>Multi-Site Network</w:t>
-            </w:r>
-          </w:p>
-        </w:tc>
-        <w:tc>
-          <w:tcPr>
-            <w:tcW w:type="dxa" w:w="1872"/>
-            <w:shd w:fill="F8FAFC"/>
-            <w:tcBorders>
-              <w:top w:val="single" w:sz="4" w:space="0" w:color="CBD5E1"/>
-              <w:left w:val="none"/>
-              <w:bottom w:val="single" w:sz="4" w:space="0" w:color="CBD5E1"/>
-              <w:right w:val="none"/>
-            </w:tcBorders>
-          </w:tcPr>
-          <w:p>
-            <w:pPr>
-              <w:spacing w:before="80" w:after="80"/>
-              <w:jc w:val="left"/>
-            </w:pPr>
-            <w:r>
-              <w:rPr>
-                <w:rFonts w:ascii="Calibri" w:hAnsi="Calibri"/>
-                <w:color w:val="1E293B"/>
-                <w:sz w:val="18"/>
-              </w:rPr>
-              <w:t>Multi-Terminal (60+ Doors)</w:t>
-            </w:r>
-          </w:p>
-        </w:tc>
-        <w:tc>
-          <w:tcPr>
-            <w:tcW w:type="dxa" w:w="1872"/>
-            <w:shd w:fill="F8FAFC"/>
-            <w:tcBorders>
-              <w:top w:val="single" w:sz="4" w:space="0" w:color="CBD5E1"/>
-              <w:left w:val="none"/>
-              <w:bottom w:val="single" w:sz="4" w:space="0" w:color="CBD5E1"/>
-              <w:right w:val="none"/>
-            </w:tcBorders>
-          </w:tcPr>
-          <w:p>
-            <w:pPr>
-              <w:spacing w:before="80" w:after="80"/>
-              <w:jc w:val="left"/>
-            </w:pPr>
-            <w:r>
-              <w:rPr>
-                <w:rFonts w:ascii="Calibri" w:hAnsi="Calibri"/>
-                <w:color w:val="1E293B"/>
-                <w:sz w:val="18"/>
-              </w:rPr>
-              <w:t>Unlimited Volume</w:t>
-            </w:r>
-          </w:p>
-        </w:tc>
-        <w:tc>
-          <w:tcPr>
-            <w:tcW w:type="dxa" w:w="1872"/>
-            <w:shd w:fill="F8FAFC"/>
-            <w:tcBorders>
-              <w:top w:val="single" w:sz="4" w:space="0" w:color="CBD5E1"/>
-              <w:left w:val="none"/>
-              <w:bottom w:val="single" w:sz="4" w:space="0" w:color="CBD5E1"/>
-              <w:right w:val="none"/>
-            </w:tcBorders>
-          </w:tcPr>
-          <w:p>
-            <w:pPr>
-              <w:spacing w:before="80" w:after="80"/>
-              <w:jc w:val="left"/>
-            </w:pPr>
-            <w:r>
-              <w:rPr>
-                <w:rFonts w:ascii="Calibri" w:hAnsi="Calibri"/>
-                <w:color w:val="1E293B"/>
-                <w:sz w:val="18"/>
-              </w:rPr>
-              <w:t>Dedicated Solution Architect, Custom EDI, 99.95% SLA</w:t>
-            </w:r>
-          </w:p>
-        </w:tc>
-        <w:tc>
-          <w:tcPr>
-            <w:tcW w:type="dxa" w:w="1872"/>
-            <w:shd w:fill="F8FAFC"/>
-            <w:tcBorders>
-              <w:top w:val="single" w:sz="4" w:space="0" w:color="CBD5E1"/>
-              <w:left w:val="none"/>
-              <w:bottom w:val="single" w:sz="4" w:space="0" w:color="CBD5E1"/>
-              <w:right w:val="none"/>
-            </w:tcBorders>
-          </w:tcPr>
-          <w:p>
-            <w:pPr>
-              <w:spacing w:before="80" w:after="80"/>
-              <w:jc w:val="left"/>
-            </w:pPr>
-            <w:r>
-              <w:rPr>
-                <w:rFonts w:ascii="Calibri" w:hAnsi="Calibri"/>
-                <w:color w:val="1E293B"/>
-                <w:sz w:val="18"/>
-              </w:rPr>
-              <w:t>$54,000 / Year</w:t>
-            </w:r>
-          </w:p>
-        </w:tc>
-      </w:tr>
-    </w:tbl>
     <w:p>
       <w:pPr>
-        <w:spacing w:before="0" w:after="160"/>
+        <w:spacing w:before="0" w:after="120" w:line="276" w:lineRule="auto"/>
       </w:pPr>
+      <w:r>
+        <w:rPr>
+          <w:rFonts w:ascii="Calibri" w:hAnsi="Calibri"/>
+          <w:color w:val="1E293B"/>
+          <w:sz w:val="20"/>
+        </w:rPr>
+        <w:t>SUBHEAD: No per-driver fees. Unlimited trailer transactions and dispatcher logins included.</w:t>
+      </w:r>
+    </w:p>
+    <w:p>
+      <w:pPr>
+        <w:keepNext/>
+        <w:spacing w:before="280" w:after="80"/>
+      </w:pPr>
+      <w:r>
+        <w:rPr>
+          <w:rFonts w:ascii="Calibri" w:hAnsi="Calibri"/>
+          <w:b/>
+          <w:color w:val="0F172A"/>
+          <w:sz w:val="26"/>
+        </w:rPr>
+        <w:t>TIER 1: STANDARD HUB ($1,250 / MONTH PER TERMINAL)</w:t>
+      </w:r>
+    </w:p>
+    <w:p>
+      <w:pPr>
+        <w:pStyle w:val="ListBullet"/>
+        <w:spacing w:before="0" w:after="60" w:line="276" w:lineRule="auto"/>
+      </w:pPr>
+      <w:r>
+        <w:rPr>
+          <w:rFonts w:ascii="Calibri" w:hAnsi="Calibri"/>
+          <w:color w:val="1E293B"/>
+          <w:sz w:val="20"/>
+        </w:rPr>
+        <w:t>Up to 20 Active Loading Bays · Unlimited Driver SMS Check-ins · Digital BOL Generation &amp; PDF Export · Standard 99.9% Uptime SLA · Email &amp; Phone Dispatch Support.</w:t>
+      </w:r>
+    </w:p>
+    <w:p>
+      <w:pPr>
+        <w:keepNext/>
+        <w:spacing w:before="280" w:after="80"/>
+      </w:pPr>
+      <w:r>
+        <w:rPr>
+          <w:rFonts w:ascii="Calibri" w:hAnsi="Calibri"/>
+          <w:b/>
+          <w:color w:val="0F172A"/>
+          <w:sz w:val="26"/>
+        </w:rPr>
+        <w:t>TIER 2: ENTERPRISE FLEET ($2,800 / MONTH PER TERMINAL) — MOST POPULAR</w:t>
+      </w:r>
+    </w:p>
+    <w:p>
+      <w:pPr>
+        <w:pStyle w:val="ListBullet"/>
+        <w:spacing w:before="0" w:after="60" w:line="276" w:lineRule="auto"/>
+      </w:pPr>
+      <w:r>
+        <w:rPr>
+          <w:rFonts w:ascii="Calibri" w:hAnsi="Calibri"/>
+          <w:color w:val="1E293B"/>
+          <w:sz w:val="20"/>
+        </w:rPr>
+        <w:t>Unlimited Loading Bays &amp; Terminals · Bi-directional SAP / Oracle TMS Sync · Predictive Demurrage Alert Engine · 99.99% Enterprise Uptime Guarantee · Dedicated Implementation Engineer.</w:t>
+      </w:r>
+    </w:p>
+    <w:p>
+      <w:pPr>
+        <w:spacing w:before="0" w:after="120" w:line="276" w:lineRule="auto"/>
+      </w:pPr>
+      <w:r>
+        <w:rPr>
+          <w:rFonts w:ascii="Calibri" w:hAnsi="Calibri"/>
+          <w:color w:val="1E293B"/>
+          <w:sz w:val="20"/>
+        </w:rPr>
+        <w:t>INTERACTIVE ROI CALCULATOR: At 45 daily trailers and 75-minute dwell time, monthly projected savings equal $15,390 (including 182 dispatcher hours saved and 74 prevented detention claims).</w:t>
+      </w:r>
+    </w:p>
+    <w:p>
+      <w:pPr>
+        <w:keepNext/>
+        <w:spacing w:before="280" w:after="80"/>
+      </w:pPr>
+      <w:r>
+        <w:rPr>
+          <w:rFonts w:ascii="Calibri" w:hAnsi="Calibri"/>
+          <w:b/>
+          <w:color w:val="0F172A"/>
+          <w:sz w:val="26"/>
+        </w:rPr>
+        <w:t>PAGE 5: DEMONSTRATION &amp; TERMINAL SCOPING INTAKE</w:t>
+      </w:r>
+    </w:p>
+    <w:p>
+      <w:pPr>
+        <w:spacing w:before="0" w:after="120" w:line="276" w:lineRule="auto"/>
+      </w:pPr>
+      <w:r>
+        <w:rPr>
+          <w:rFonts w:ascii="Calibri" w:hAnsi="Calibri"/>
+          <w:color w:val="1E293B"/>
+          <w:sz w:val="20"/>
+        </w:rPr>
+        <w:t>HEADLINE: Schedule Your 20-Minute Terminal Scoping Call</w:t>
+      </w:r>
+    </w:p>
+    <w:p>
+      <w:pPr>
+        <w:spacing w:before="0" w:after="120" w:line="276" w:lineRule="auto"/>
+      </w:pPr>
+      <w:r>
+        <w:rPr>
+          <w:rFonts w:ascii="Calibri" w:hAnsi="Calibri"/>
+          <w:color w:val="1E293B"/>
+          <w:sz w:val="20"/>
+        </w:rPr>
+        <w:t>SUBHEAD: Book an operational review with Jack Johnson, Co-Founder &amp; Logistics Engineer.</w:t>
+      </w:r>
+    </w:p>
+    <w:p>
+      <w:pPr>
+        <w:spacing w:before="0" w:after="120" w:line="276" w:lineRule="auto"/>
+      </w:pPr>
+      <w:r>
+        <w:rPr>
+          <w:rFonts w:ascii="Calibri" w:hAnsi="Calibri"/>
+          <w:color w:val="1E293B"/>
+          <w:sz w:val="20"/>
+        </w:rPr>
+        <w:t>INTAKE FIELDS: Full Name, Work Email, Company / Terminal Location, Daily Inbound Trailer Volume.</w:t>
+      </w:r>
+    </w:p>
+    <w:p>
+      <w:pPr>
+        <w:spacing w:before="0" w:after="120" w:line="276" w:lineRule="auto"/>
+      </w:pPr>
+      <w:r>
+        <w:rPr>
+          <w:rFonts w:ascii="Calibri" w:hAnsi="Calibri"/>
+          <w:color w:val="1E293B"/>
+          <w:sz w:val="20"/>
+        </w:rPr>
+        <w:t>CONFIRMATION: 'Scoping reservation confirmed. Our terminal engineering team will review your facility footprint and provide a customized ROI projection during the call.'</w:t>
+      </w:r>
     </w:p>
     <w:sectPr>
       <w:headerReference w:type="default" r:id="rId9"/>
@@ -1573,7 +552,7 @@
       <w:jc w:val="right"/>
     </w:pPr>
     <w:r>
-      <w:t xml:space="preserve">DockStream Enterprise — B2B Product Messaging &amp; Master Copy </w:t>
+      <w:t>5-Page B2B Website Copy Deck — DockStream Logistics (Final P</w:t>
     </w:r>
   </w:p>
 </w:hdr>

--- a/public/chat_files/johnson_b2b_site_and_deck_final.docx
+++ b/public/chat_files/johnson_b2b_site_and_deck_final.docx
@@ -13,7 +13,51 @@
           <w:color w:val="0F172A"/>
           <w:sz w:val="44"/>
         </w:rPr>
-        <w:t>5-Page B2B Website Copy Deck — DockStream Logistics (Final Production Master)</w:t>
+        <w:t>DockStream Enterprise — B2B Product Messaging &amp; Master Copy Deck</w:t>
+      </w:r>
+    </w:p>
+    <w:p>
+      <w:pPr>
+        <w:spacing w:before="0" w:after="120" w:line="276" w:lineRule="auto"/>
+      </w:pPr>
+      <w:r>
+        <w:rPr>
+          <w:rFonts w:ascii="Calibri" w:hAnsi="Calibri"/>
+          <w:color w:val="1E293B"/>
+          <w:sz w:val="20"/>
+        </w:rPr>
+        <w:t>CLIENT: DockStream Technologies Inc. (Jack Johnson, Co-Founder)</w:t>
+      </w:r>
+    </w:p>
+    <w:p>
+      <w:pPr>
+        <w:spacing w:before="0" w:after="120" w:line="276" w:lineRule="auto"/>
+      </w:pPr>
+      <w:r>
+        <w:rPr>
+          <w:rFonts w:ascii="Calibri" w:hAnsi="Calibri"/>
+          <w:color w:val="1E293B"/>
+          <w:sz w:val="20"/>
+        </w:rPr>
+        <w:t>DOCUMENT: B2B Enterprise Web Copy Deck &amp; Positioning Strategy</w:t>
+      </w:r>
+    </w:p>
+    <w:p>
+      <w:pPr>
+        <w:spacing w:before="0" w:after="120" w:line="276" w:lineRule="auto"/>
+      </w:pPr>
+      <w:r>
+        <w:rPr>
+          <w:rFonts w:ascii="Calibri" w:hAnsi="Calibri"/>
+          <w:color w:val="1E293B"/>
+          <w:sz w:val="20"/>
+        </w:rPr>
+        <w:t>VERSION: 4.1 Production Master Copy Deck</w:t>
+      </w:r>
+    </w:p>
+    <w:p>
+      <w:r>
+        <w:br w:type="page"/>
       </w:r>
     </w:p>
     <w:p>
@@ -28,7 +72,7 @@
           <w:color w:val="0F172A"/>
           <w:sz w:val="26"/>
         </w:rPr>
-        <w:t>PAGE 1: HOMEPAGE (ELIMINATE DOCK DEAD-TIME)</w:t>
+        <w:t>ENTERPRISE STRATEGIC POSITIONING &amp; HOMEPAGE MASTER COPY</w:t>
       </w:r>
     </w:p>
     <w:p>
@@ -41,7 +85,7 @@
           <w:color w:val="1E293B"/>
           <w:sz w:val="20"/>
         </w:rPr>
-        <w:t>NAVIGATION: Home · Platform Features · Integrations &amp; Architecture · Pricing &amp; ROI · Request Scoping Call</w:t>
+        <w:t>1. Value Proposition &amp; Market Category</w:t>
       </w:r>
     </w:p>
     <w:p>
@@ -54,7 +98,7 @@
           <w:color w:val="1E293B"/>
           <w:sz w:val="20"/>
         </w:rPr>
-        <w:t>HERO BADGE: Intelligent Cross-Dock Logistics Automation</w:t>
+        <w:t>Category: Intelligent Cross-Dock Yard &amp; Terminal Orchestration Platform</w:t>
       </w:r>
     </w:p>
     <w:p>
@@ -67,7 +111,7 @@
           <w:color w:val="1E293B"/>
           <w:sz w:val="20"/>
         </w:rPr>
-        <w:t>HERO HEADLINE: Eliminate Dock Dead-Time &amp; Driver Detention Claims.</w:t>
+        <w:t>Primary Positioning Statement: DockStream is the enterprise SaaS platform that automates driver intake, eliminates dockyard demurrage penalties, and digitizes shipping manifests for mid-market 3PL logistics hubs.</w:t>
       </w:r>
     </w:p>
     <w:p>
@@ -80,7 +124,7 @@
           <w:color w:val="1E293B"/>
           <w:sz w:val="20"/>
         </w:rPr>
-        <w:t>HERO SUBHEAD: Automate driver check-in via mobile geofence, dynamically assign loading bays, and sync electronic bills of lading in under 30 seconds.</w:t>
+        <w:t>2. Homepage Hero Section</w:t>
       </w:r>
     </w:p>
     <w:p>
@@ -93,7 +137,7 @@
           <w:color w:val="1E293B"/>
           <w:sz w:val="20"/>
         </w:rPr>
-        <w:t>CALL-TO-ACTION BUTTONS: [Request Terminal Scoping Call] · [Explore Features -&gt;]</w:t>
+        <w:t>Category Kicker: Enterprise Logistics Infrastructure</w:t>
       </w:r>
     </w:p>
     <w:p>
@@ -106,7 +150,7 @@
           <w:color w:val="1E293B"/>
           <w:sz w:val="20"/>
         </w:rPr>
-        <w:t>KEY PERFORMANCE PROOF: 38% Faster Trailer Turn Time · 14 Hours Saved Per Dispatcher Weekly · $14,800 Average Monthly Detention Savings · 14 Days Turnkey Implementation SLA.</w:t>
+        <w:t>Primary Headline: Eliminate cross-dock congestion and detention penalties with real-time yard orchestration.</w:t>
       </w:r>
     </w:p>
     <w:p>
@@ -119,7 +163,7 @@
           <w:color w:val="1E293B"/>
           <w:sz w:val="20"/>
         </w:rPr>
-        <w:t>REAL-TIME FACILITY STATUS DEMO: Interactive simulation demonstrating instant bay toggling between Unloading, Available, and Docking In.</w:t>
+        <w:t>Subhead: Connect frontline dispatchers, yard spotters, and inbound drivers on a unified digital platform. DockStream reduces trailer turnaround times by 38% and delivers 100% audit-proof electronic bills of lading.</w:t>
       </w:r>
     </w:p>
     <w:p>
@@ -132,7 +176,67 @@
           <w:color w:val="1E293B"/>
           <w:sz w:val="20"/>
         </w:rPr>
-        <w:t>CUSTOMER TESTIMONIAL: 'DockStream paid for itself in reduced detention claims in month one. The frontline dispatchers love how simple the mobile check-in is.' — Dave Henderson, Director of Terminal Operations, Apex Cold Logistics.</w:t>
+        <w:t>Call-to-Action Buttons: Primary: [Schedule Enterprise Terminal Survey] · Secondary: [Calculate Yard Detention Savings]</w:t>
+      </w:r>
+    </w:p>
+    <w:p>
+      <w:pPr>
+        <w:spacing w:before="0" w:after="120" w:line="276" w:lineRule="auto"/>
+      </w:pPr>
+      <w:r>
+        <w:rPr>
+          <w:rFonts w:ascii="Calibri" w:hAnsi="Calibri"/>
+          <w:color w:val="1E293B"/>
+          <w:sz w:val="20"/>
+        </w:rPr>
+        <w:t>3. The Cost of Cross-Dock Inefficiency</w:t>
+      </w:r>
+    </w:p>
+    <w:p>
+      <w:pPr>
+        <w:pStyle w:val="ListBullet"/>
+        <w:spacing w:before="0" w:after="60" w:line="276" w:lineRule="auto"/>
+      </w:pPr>
+      <w:r>
+        <w:rPr>
+          <w:rFonts w:ascii="Calibri" w:hAnsi="Calibri"/>
+          <w:color w:val="1E293B"/>
+          <w:sz w:val="20"/>
+        </w:rPr>
+        <w:t>$180,000 Average Annual Detention Losses: Carriers bleed capital waiting in queue for manual dock assignment.</w:t>
+      </w:r>
+    </w:p>
+    <w:p>
+      <w:pPr>
+        <w:pStyle w:val="ListBullet"/>
+        <w:spacing w:before="0" w:after="60" w:line="276" w:lineRule="auto"/>
+      </w:pPr>
+      <w:r>
+        <w:rPr>
+          <w:rFonts w:ascii="Calibri" w:hAnsi="Calibri"/>
+          <w:color w:val="1E293B"/>
+          <w:sz w:val="20"/>
+        </w:rPr>
+        <w:t>14 Hours Lost Weekly per Dispatcher: Frontline staff spend hours making phone calls, checking clipboards, and chasing paper bills of lading.</w:t>
+      </w:r>
+    </w:p>
+    <w:p>
+      <w:pPr>
+        <w:pStyle w:val="ListBullet"/>
+        <w:spacing w:before="0" w:after="60" w:line="276" w:lineRule="auto"/>
+      </w:pPr>
+      <w:r>
+        <w:rPr>
+          <w:rFonts w:ascii="Calibri" w:hAnsi="Calibri"/>
+          <w:color w:val="1E293B"/>
+          <w:sz w:val="20"/>
+        </w:rPr>
+        <w:t>12% Paper BOL Discrepancy Rate: Missing signatures and unverified damage photos create expensive claims and billing disputes.</w:t>
+      </w:r>
+    </w:p>
+    <w:p>
+      <w:r>
+        <w:br w:type="page"/>
       </w:r>
     </w:p>
     <w:p>
@@ -147,7 +251,7 @@
           <w:color w:val="0F172A"/>
           <w:sz w:val="26"/>
         </w:rPr>
-        <w:t>PAGE 2: PLATFORM FEATURES &amp; WORKFLOWS</w:t>
+        <w:t>PLATFORM CAPABILITIES &amp; WORKFLOW ARCHITECTURE</w:t>
       </w:r>
     </w:p>
     <w:p>
@@ -160,7 +264,7 @@
           <w:color w:val="1E293B"/>
           <w:sz w:val="20"/>
         </w:rPr>
-        <w:t>FEATURE 1: Geofenced Driver Check-In — Drivers trigger automated arrival alerts upon entering terminal perimeter. No app download required—drivers receive an SMS link with door assignment.</w:t>
+        <w:t>1. Geofenced Driver Mobile Intake</w:t>
       </w:r>
     </w:p>
     <w:p>
@@ -173,7 +277,7 @@
           <w:color w:val="1E293B"/>
           <w:sz w:val="20"/>
         </w:rPr>
-        <w:t>FEATURE 2: Dynamic Dock Door Assignment — Intelligent algorithms allocate bays based on trailer temperature class, liftgate requirements, forklift staging proximity, and dispatch schedules.</w:t>
+        <w:t>Inbound drivers trigger automatic yard check-in upon crossing the terminal perimeter. Drivers verify load details, container seal numbers, and reefer temperatures directly on their mobile device without leaving their cab or downloading an app.</w:t>
       </w:r>
     </w:p>
     <w:p>
@@ -186,7 +290,7 @@
           <w:color w:val="1E293B"/>
           <w:sz w:val="20"/>
         </w:rPr>
-        <w:t>FEATURE 3: Sign-on-Glass Electronic BOL — Drivers inspect carton tallies and sign digital bills of lading directly on mobile glass in under 30 seconds. PDFs sync to carrier and ERP records instantly.</w:t>
+        <w:t>2. Dynamic Bay &amp; Yard Slotting Logic</w:t>
       </w:r>
     </w:p>
     <w:p>
@@ -199,7 +303,7 @@
           <w:color w:val="1E293B"/>
           <w:sz w:val="20"/>
         </w:rPr>
-        <w:t>FEATURE 4: Predictive Demurrage Alerts — Automated countdown flags trailers approaching detention windows (45 minutes prior), empowering dispatchers to prioritize at-risk freight.</w:t>
+        <w:t>DockStream's intelligent routing engine assigns trailers to optimal bays based on pallet volume, liftgate necessity, and forklift driver proximity—cutting cross-dock transit times by 40%.</w:t>
       </w:r>
     </w:p>
     <w:p>
@@ -212,7 +316,7 @@
           <w:color w:val="1E293B"/>
           <w:sz w:val="20"/>
         </w:rPr>
-        <w:t>FEATURE 5: Shift Throughput Analytics — Track turnaround times by carrier, driver, shift supervisor, and commodity type. Export audit-ready compliance logs with one click.</w:t>
+        <w:t>3. Sign-on-Glass Electronic BOL (e-BOL)</w:t>
       </w:r>
     </w:p>
     <w:p>
@@ -225,7 +329,578 @@
           <w:color w:val="1E293B"/>
           <w:sz w:val="20"/>
         </w:rPr>
-        <w:t>FEATURE 6: Multilingual Driver Interface — Instant SMS localization into English, Spanish, Polish, and Russian ensures seamless communication with long-haul regional freight drivers.</w:t>
+        <w:t>Frontline personnel annotate damages, take high-resolution timestamped photos, and collect carrier digital signatures instantly. Fully executed BOL PDFs sync to your enterprise TMS via REST APIs.</w:t>
+      </w:r>
+    </w:p>
+    <w:p>
+      <w:pPr>
+        <w:spacing w:before="0" w:after="120" w:line="276" w:lineRule="auto"/>
+      </w:pPr>
+      <w:r>
+        <w:rPr>
+          <w:rFonts w:ascii="Calibri" w:hAnsi="Calibri"/>
+          <w:color w:val="1E293B"/>
+          <w:sz w:val="20"/>
+        </w:rPr>
+        <w:t>4. Enterprise TMS Integrations Matrix</w:t>
+      </w:r>
+    </w:p>
+    <w:tbl>
+      <w:tblPr>
+        <w:tblW w:type="auto" w:w="0"/>
+        <w:jc w:val="center"/>
+        <w:tblLayout w:type="autofit"/>
+        <w:tblLook w:firstColumn="1" w:firstRow="1" w:lastColumn="0" w:lastRow="0" w:noHBand="0" w:noVBand="1" w:val="04A0"/>
+      </w:tblPr>
+      <w:tblGrid>
+        <w:gridCol w:w="2340"/>
+        <w:gridCol w:w="2340"/>
+        <w:gridCol w:w="2340"/>
+        <w:gridCol w:w="2340"/>
+      </w:tblGrid>
+      <w:tr>
+        <w:tc>
+          <w:tcPr>
+            <w:tcW w:type="dxa" w:w="2340"/>
+            <w:shd w:fill="0F172A"/>
+            <w:tcBorders>
+              <w:top w:val="single" w:sz="4" w:space="0" w:color="CBD5E1"/>
+              <w:left w:val="none"/>
+              <w:bottom w:val="single" w:sz="4" w:space="0" w:color="CBD5E1"/>
+              <w:right w:val="none"/>
+            </w:tcBorders>
+          </w:tcPr>
+          <w:p>
+            <w:pPr>
+              <w:spacing w:before="80" w:after="80"/>
+              <w:jc w:val="center"/>
+            </w:pPr>
+            <w:r>
+              <w:rPr>
+                <w:rFonts w:ascii="Calibri" w:hAnsi="Calibri"/>
+                <w:b/>
+                <w:color w:val="FFFFFF"/>
+                <w:sz w:val="19"/>
+              </w:rPr>
+              <w:t>TMS / ERP Platform</w:t>
+            </w:r>
+          </w:p>
+        </w:tc>
+        <w:tc>
+          <w:tcPr>
+            <w:tcW w:type="dxa" w:w="2340"/>
+            <w:shd w:fill="0F172A"/>
+            <w:tcBorders>
+              <w:top w:val="single" w:sz="4" w:space="0" w:color="CBD5E1"/>
+              <w:left w:val="none"/>
+              <w:bottom w:val="single" w:sz="4" w:space="0" w:color="CBD5E1"/>
+              <w:right w:val="none"/>
+            </w:tcBorders>
+          </w:tcPr>
+          <w:p>
+            <w:pPr>
+              <w:spacing w:before="80" w:after="80"/>
+              <w:jc w:val="center"/>
+            </w:pPr>
+            <w:r>
+              <w:rPr>
+                <w:rFonts w:ascii="Calibri" w:hAnsi="Calibri"/>
+                <w:b/>
+                <w:color w:val="FFFFFF"/>
+                <w:sz w:val="19"/>
+              </w:rPr>
+              <w:t>Integration Type</w:t>
+            </w:r>
+          </w:p>
+        </w:tc>
+        <w:tc>
+          <w:tcPr>
+            <w:tcW w:type="dxa" w:w="2340"/>
+            <w:shd w:fill="0F172A"/>
+            <w:tcBorders>
+              <w:top w:val="single" w:sz="4" w:space="0" w:color="CBD5E1"/>
+              <w:left w:val="none"/>
+              <w:bottom w:val="single" w:sz="4" w:space="0" w:color="CBD5E1"/>
+              <w:right w:val="none"/>
+            </w:tcBorders>
+          </w:tcPr>
+          <w:p>
+            <w:pPr>
+              <w:spacing w:before="80" w:after="80"/>
+              <w:jc w:val="center"/>
+            </w:pPr>
+            <w:r>
+              <w:rPr>
+                <w:rFonts w:ascii="Calibri" w:hAnsi="Calibri"/>
+                <w:b/>
+                <w:color w:val="FFFFFF"/>
+                <w:sz w:val="19"/>
+              </w:rPr>
+              <w:t>Sync Protocol</w:t>
+            </w:r>
+          </w:p>
+        </w:tc>
+        <w:tc>
+          <w:tcPr>
+            <w:tcW w:type="dxa" w:w="2340"/>
+            <w:shd w:fill="0F172A"/>
+            <w:tcBorders>
+              <w:top w:val="single" w:sz="4" w:space="0" w:color="CBD5E1"/>
+              <w:left w:val="none"/>
+              <w:bottom w:val="single" w:sz="4" w:space="0" w:color="CBD5E1"/>
+              <w:right w:val="none"/>
+            </w:tcBorders>
+          </w:tcPr>
+          <w:p>
+            <w:pPr>
+              <w:spacing w:before="80" w:after="80"/>
+              <w:jc w:val="center"/>
+            </w:pPr>
+            <w:r>
+              <w:rPr>
+                <w:rFonts w:ascii="Calibri" w:hAnsi="Calibri"/>
+                <w:b/>
+                <w:color w:val="FFFFFF"/>
+                <w:sz w:val="19"/>
+              </w:rPr>
+              <w:t>Data Exchanged</w:t>
+            </w:r>
+          </w:p>
+        </w:tc>
+      </w:tr>
+      <w:tr>
+        <w:tc>
+          <w:tcPr>
+            <w:tcW w:type="dxa" w:w="2340"/>
+            <w:shd w:fill="F8FAFC"/>
+            <w:tcBorders>
+              <w:top w:val="single" w:sz="4" w:space="0" w:color="CBD5E1"/>
+              <w:left w:val="none"/>
+              <w:bottom w:val="single" w:sz="4" w:space="0" w:color="CBD5E1"/>
+              <w:right w:val="none"/>
+            </w:tcBorders>
+          </w:tcPr>
+          <w:p>
+            <w:pPr>
+              <w:spacing w:before="80" w:after="80"/>
+              <w:jc w:val="left"/>
+            </w:pPr>
+            <w:r>
+              <w:rPr>
+                <w:rFonts w:ascii="Calibri" w:hAnsi="Calibri"/>
+                <w:color w:val="1E293B"/>
+                <w:sz w:val="18"/>
+              </w:rPr>
+              <w:t>SAP Transportation Management</w:t>
+            </w:r>
+          </w:p>
+        </w:tc>
+        <w:tc>
+          <w:tcPr>
+            <w:tcW w:type="dxa" w:w="2340"/>
+            <w:shd w:fill="F8FAFC"/>
+            <w:tcBorders>
+              <w:top w:val="single" w:sz="4" w:space="0" w:color="CBD5E1"/>
+              <w:left w:val="none"/>
+              <w:bottom w:val="single" w:sz="4" w:space="0" w:color="CBD5E1"/>
+              <w:right w:val="none"/>
+            </w:tcBorders>
+          </w:tcPr>
+          <w:p>
+            <w:pPr>
+              <w:spacing w:before="80" w:after="80"/>
+              <w:jc w:val="left"/>
+            </w:pPr>
+            <w:r>
+              <w:rPr>
+                <w:rFonts w:ascii="Calibri" w:hAnsi="Calibri"/>
+                <w:color w:val="1E293B"/>
+                <w:sz w:val="18"/>
+              </w:rPr>
+              <w:t>Native Enterprise Connector</w:t>
+            </w:r>
+          </w:p>
+        </w:tc>
+        <w:tc>
+          <w:tcPr>
+            <w:tcW w:type="dxa" w:w="2340"/>
+            <w:shd w:fill="F8FAFC"/>
+            <w:tcBorders>
+              <w:top w:val="single" w:sz="4" w:space="0" w:color="CBD5E1"/>
+              <w:left w:val="none"/>
+              <w:bottom w:val="single" w:sz="4" w:space="0" w:color="CBD5E1"/>
+              <w:right w:val="none"/>
+            </w:tcBorders>
+          </w:tcPr>
+          <w:p>
+            <w:pPr>
+              <w:spacing w:before="80" w:after="80"/>
+              <w:jc w:val="left"/>
+            </w:pPr>
+            <w:r>
+              <w:rPr>
+                <w:rFonts w:ascii="Calibri" w:hAnsi="Calibri"/>
+                <w:color w:val="1E293B"/>
+                <w:sz w:val="18"/>
+              </w:rPr>
+              <w:t>Bi-Directional REST / OData</w:t>
+            </w:r>
+          </w:p>
+        </w:tc>
+        <w:tc>
+          <w:tcPr>
+            <w:tcW w:type="dxa" w:w="2340"/>
+            <w:shd w:fill="F8FAFC"/>
+            <w:tcBorders>
+              <w:top w:val="single" w:sz="4" w:space="0" w:color="CBD5E1"/>
+              <w:left w:val="none"/>
+              <w:bottom w:val="single" w:sz="4" w:space="0" w:color="CBD5E1"/>
+              <w:right w:val="none"/>
+            </w:tcBorders>
+          </w:tcPr>
+          <w:p>
+            <w:pPr>
+              <w:spacing w:before="80" w:after="80"/>
+              <w:jc w:val="left"/>
+            </w:pPr>
+            <w:r>
+              <w:rPr>
+                <w:rFonts w:ascii="Calibri" w:hAnsi="Calibri"/>
+                <w:color w:val="1E293B"/>
+                <w:sz w:val="18"/>
+              </w:rPr>
+              <w:t>Inbound ASN, Gate-In Time, POD PDF</w:t>
+            </w:r>
+          </w:p>
+        </w:tc>
+      </w:tr>
+      <w:tr>
+        <w:tc>
+          <w:tcPr>
+            <w:tcW w:type="dxa" w:w="2340"/>
+            <w:shd w:fill="FFFFFF"/>
+            <w:tcBorders>
+              <w:top w:val="single" w:sz="4" w:space="0" w:color="CBD5E1"/>
+              <w:left w:val="none"/>
+              <w:bottom w:val="single" w:sz="4" w:space="0" w:color="CBD5E1"/>
+              <w:right w:val="none"/>
+            </w:tcBorders>
+          </w:tcPr>
+          <w:p>
+            <w:pPr>
+              <w:spacing w:before="80" w:after="80"/>
+              <w:jc w:val="left"/>
+            </w:pPr>
+            <w:r>
+              <w:rPr>
+                <w:rFonts w:ascii="Calibri" w:hAnsi="Calibri"/>
+                <w:color w:val="1E293B"/>
+                <w:sz w:val="18"/>
+              </w:rPr>
+              <w:t>Oracle OTM Cloud</w:t>
+            </w:r>
+          </w:p>
+        </w:tc>
+        <w:tc>
+          <w:tcPr>
+            <w:tcW w:type="dxa" w:w="2340"/>
+            <w:shd w:fill="FFFFFF"/>
+            <w:tcBorders>
+              <w:top w:val="single" w:sz="4" w:space="0" w:color="CBD5E1"/>
+              <w:left w:val="none"/>
+              <w:bottom w:val="single" w:sz="4" w:space="0" w:color="CBD5E1"/>
+              <w:right w:val="none"/>
+            </w:tcBorders>
+          </w:tcPr>
+          <w:p>
+            <w:pPr>
+              <w:spacing w:before="80" w:after="80"/>
+              <w:jc w:val="left"/>
+            </w:pPr>
+            <w:r>
+              <w:rPr>
+                <w:rFonts w:ascii="Calibri" w:hAnsi="Calibri"/>
+                <w:color w:val="1E293B"/>
+                <w:sz w:val="18"/>
+              </w:rPr>
+              <w:t>Certified Partner Module</w:t>
+            </w:r>
+          </w:p>
+        </w:tc>
+        <w:tc>
+          <w:tcPr>
+            <w:tcW w:type="dxa" w:w="2340"/>
+            <w:shd w:fill="FFFFFF"/>
+            <w:tcBorders>
+              <w:top w:val="single" w:sz="4" w:space="0" w:color="CBD5E1"/>
+              <w:left w:val="none"/>
+              <w:bottom w:val="single" w:sz="4" w:space="0" w:color="CBD5E1"/>
+              <w:right w:val="none"/>
+            </w:tcBorders>
+          </w:tcPr>
+          <w:p>
+            <w:pPr>
+              <w:spacing w:before="80" w:after="80"/>
+              <w:jc w:val="left"/>
+            </w:pPr>
+            <w:r>
+              <w:rPr>
+                <w:rFonts w:ascii="Calibri" w:hAnsi="Calibri"/>
+                <w:color w:val="1E293B"/>
+                <w:sz w:val="18"/>
+              </w:rPr>
+              <w:t>REST API &amp; Webhooks</w:t>
+            </w:r>
+          </w:p>
+        </w:tc>
+        <w:tc>
+          <w:tcPr>
+            <w:tcW w:type="dxa" w:w="2340"/>
+            <w:shd w:fill="FFFFFF"/>
+            <w:tcBorders>
+              <w:top w:val="single" w:sz="4" w:space="0" w:color="CBD5E1"/>
+              <w:left w:val="none"/>
+              <w:bottom w:val="single" w:sz="4" w:space="0" w:color="CBD5E1"/>
+              <w:right w:val="none"/>
+            </w:tcBorders>
+          </w:tcPr>
+          <w:p>
+            <w:pPr>
+              <w:spacing w:before="80" w:after="80"/>
+              <w:jc w:val="left"/>
+            </w:pPr>
+            <w:r>
+              <w:rPr>
+                <w:rFonts w:ascii="Calibri" w:hAnsi="Calibri"/>
+                <w:color w:val="1E293B"/>
+                <w:sz w:val="18"/>
+              </w:rPr>
+              <w:t>Trailer Arrival, Dock Status, BOL Signatures</w:t>
+            </w:r>
+          </w:p>
+        </w:tc>
+      </w:tr>
+      <w:tr>
+        <w:tc>
+          <w:tcPr>
+            <w:tcW w:type="dxa" w:w="2340"/>
+            <w:shd w:fill="F8FAFC"/>
+            <w:tcBorders>
+              <w:top w:val="single" w:sz="4" w:space="0" w:color="CBD5E1"/>
+              <w:left w:val="none"/>
+              <w:bottom w:val="single" w:sz="4" w:space="0" w:color="CBD5E1"/>
+              <w:right w:val="none"/>
+            </w:tcBorders>
+          </w:tcPr>
+          <w:p>
+            <w:pPr>
+              <w:spacing w:before="80" w:after="80"/>
+              <w:jc w:val="left"/>
+            </w:pPr>
+            <w:r>
+              <w:rPr>
+                <w:rFonts w:ascii="Calibri" w:hAnsi="Calibri"/>
+                <w:color w:val="1E293B"/>
+                <w:sz w:val="18"/>
+              </w:rPr>
+              <w:t>Descartes Logistics Suite</w:t>
+            </w:r>
+          </w:p>
+        </w:tc>
+        <w:tc>
+          <w:tcPr>
+            <w:tcW w:type="dxa" w:w="2340"/>
+            <w:shd w:fill="F8FAFC"/>
+            <w:tcBorders>
+              <w:top w:val="single" w:sz="4" w:space="0" w:color="CBD5E1"/>
+              <w:left w:val="none"/>
+              <w:bottom w:val="single" w:sz="4" w:space="0" w:color="CBD5E1"/>
+              <w:right w:val="none"/>
+            </w:tcBorders>
+          </w:tcPr>
+          <w:p>
+            <w:pPr>
+              <w:spacing w:before="80" w:after="80"/>
+              <w:jc w:val="left"/>
+            </w:pPr>
+            <w:r>
+              <w:rPr>
+                <w:rFonts w:ascii="Calibri" w:hAnsi="Calibri"/>
+                <w:color w:val="1E293B"/>
+                <w:sz w:val="18"/>
+              </w:rPr>
+              <w:t>Pre-Built Middleware</w:t>
+            </w:r>
+          </w:p>
+        </w:tc>
+        <w:tc>
+          <w:tcPr>
+            <w:tcW w:type="dxa" w:w="2340"/>
+            <w:shd w:fill="F8FAFC"/>
+            <w:tcBorders>
+              <w:top w:val="single" w:sz="4" w:space="0" w:color="CBD5E1"/>
+              <w:left w:val="none"/>
+              <w:bottom w:val="single" w:sz="4" w:space="0" w:color="CBD5E1"/>
+              <w:right w:val="none"/>
+            </w:tcBorders>
+          </w:tcPr>
+          <w:p>
+            <w:pPr>
+              <w:spacing w:before="80" w:after="80"/>
+              <w:jc w:val="left"/>
+            </w:pPr>
+            <w:r>
+              <w:rPr>
+                <w:rFonts w:ascii="Calibri" w:hAnsi="Calibri"/>
+                <w:color w:val="1E293B"/>
+                <w:sz w:val="18"/>
+              </w:rPr>
+              <w:t>EDI 214 / 210 / 204 Bridge</w:t>
+            </w:r>
+          </w:p>
+        </w:tc>
+        <w:tc>
+          <w:tcPr>
+            <w:tcW w:type="dxa" w:w="2340"/>
+            <w:shd w:fill="F8FAFC"/>
+            <w:tcBorders>
+              <w:top w:val="single" w:sz="4" w:space="0" w:color="CBD5E1"/>
+              <w:left w:val="none"/>
+              <w:bottom w:val="single" w:sz="4" w:space="0" w:color="CBD5E1"/>
+              <w:right w:val="none"/>
+            </w:tcBorders>
+          </w:tcPr>
+          <w:p>
+            <w:pPr>
+              <w:spacing w:before="80" w:after="80"/>
+              <w:jc w:val="left"/>
+            </w:pPr>
+            <w:r>
+              <w:rPr>
+                <w:rFonts w:ascii="Calibri" w:hAnsi="Calibri"/>
+                <w:color w:val="1E293B"/>
+                <w:sz w:val="18"/>
+              </w:rPr>
+              <w:t>Shipment Status Events, Detention Triggers</w:t>
+            </w:r>
+          </w:p>
+        </w:tc>
+      </w:tr>
+      <w:tr>
+        <w:tc>
+          <w:tcPr>
+            <w:tcW w:type="dxa" w:w="2340"/>
+            <w:shd w:fill="FFFFFF"/>
+            <w:tcBorders>
+              <w:top w:val="single" w:sz="4" w:space="0" w:color="CBD5E1"/>
+              <w:left w:val="none"/>
+              <w:bottom w:val="single" w:sz="4" w:space="0" w:color="CBD5E1"/>
+              <w:right w:val="none"/>
+            </w:tcBorders>
+          </w:tcPr>
+          <w:p>
+            <w:pPr>
+              <w:spacing w:before="80" w:after="80"/>
+              <w:jc w:val="left"/>
+            </w:pPr>
+            <w:r>
+              <w:rPr>
+                <w:rFonts w:ascii="Calibri" w:hAnsi="Calibri"/>
+                <w:color w:val="1E293B"/>
+                <w:sz w:val="18"/>
+              </w:rPr>
+              <w:t>Blue Yonder (JDA)</w:t>
+            </w:r>
+          </w:p>
+        </w:tc>
+        <w:tc>
+          <w:tcPr>
+            <w:tcW w:type="dxa" w:w="2340"/>
+            <w:shd w:fill="FFFFFF"/>
+            <w:tcBorders>
+              <w:top w:val="single" w:sz="4" w:space="0" w:color="CBD5E1"/>
+              <w:left w:val="none"/>
+              <w:bottom w:val="single" w:sz="4" w:space="0" w:color="CBD5E1"/>
+              <w:right w:val="none"/>
+            </w:tcBorders>
+          </w:tcPr>
+          <w:p>
+            <w:pPr>
+              <w:spacing w:before="80" w:after="80"/>
+              <w:jc w:val="left"/>
+            </w:pPr>
+            <w:r>
+              <w:rPr>
+                <w:rFonts w:ascii="Calibri" w:hAnsi="Calibri"/>
+                <w:color w:val="1E293B"/>
+                <w:sz w:val="18"/>
+              </w:rPr>
+              <w:t>API Webhook Sync</w:t>
+            </w:r>
+          </w:p>
+        </w:tc>
+        <w:tc>
+          <w:tcPr>
+            <w:tcW w:type="dxa" w:w="2340"/>
+            <w:shd w:fill="FFFFFF"/>
+            <w:tcBorders>
+              <w:top w:val="single" w:sz="4" w:space="0" w:color="CBD5E1"/>
+              <w:left w:val="none"/>
+              <w:bottom w:val="single" w:sz="4" w:space="0" w:color="CBD5E1"/>
+              <w:right w:val="none"/>
+            </w:tcBorders>
+          </w:tcPr>
+          <w:p>
+            <w:pPr>
+              <w:spacing w:before="80" w:after="80"/>
+              <w:jc w:val="left"/>
+            </w:pPr>
+            <w:r>
+              <w:rPr>
+                <w:rFonts w:ascii="Calibri" w:hAnsi="Calibri"/>
+                <w:color w:val="1E293B"/>
+                <w:sz w:val="18"/>
+              </w:rPr>
+              <w:t>JSON REST API</w:t>
+            </w:r>
+          </w:p>
+        </w:tc>
+        <w:tc>
+          <w:tcPr>
+            <w:tcW w:type="dxa" w:w="2340"/>
+            <w:shd w:fill="FFFFFF"/>
+            <w:tcBorders>
+              <w:top w:val="single" w:sz="4" w:space="0" w:color="CBD5E1"/>
+              <w:left w:val="none"/>
+              <w:bottom w:val="single" w:sz="4" w:space="0" w:color="CBD5E1"/>
+              <w:right w:val="none"/>
+            </w:tcBorders>
+          </w:tcPr>
+          <w:p>
+            <w:pPr>
+              <w:spacing w:before="80" w:after="80"/>
+              <w:jc w:val="left"/>
+            </w:pPr>
+            <w:r>
+              <w:rPr>
+                <w:rFonts w:ascii="Calibri" w:hAnsi="Calibri"/>
+                <w:color w:val="1E293B"/>
+                <w:sz w:val="18"/>
+              </w:rPr>
+              <w:t>Bay Assignment, Pallet Counts, Proof of Delivery</w:t>
+            </w:r>
+          </w:p>
+        </w:tc>
+      </w:tr>
+    </w:tbl>
+    <w:p>
+      <w:pPr>
+        <w:spacing w:before="0" w:after="160"/>
+      </w:pPr>
+    </w:p>
+    <w:p>
+      <w:r>
+        <w:br w:type="page"/>
       </w:r>
     </w:p>
     <w:p>
@@ -240,7 +915,7 @@
           <w:color w:val="0F172A"/>
           <w:sz w:val="26"/>
         </w:rPr>
-        <w:t>PAGE 3: ENTERPRISE INTEGRATIONS &amp; SECURITY</w:t>
+        <w:t>ENTERPRISE SECURITY, SLA &amp; COMMERCIAL TERMS</w:t>
       </w:r>
     </w:p>
     <w:p>
@@ -253,20 +928,7 @@
           <w:color w:val="1E293B"/>
           <w:sz w:val="20"/>
         </w:rPr>
-        <w:t>HEADLINE: Connects Seamlessly with Your Existing Logistics Stack</w:t>
-      </w:r>
-    </w:p>
-    <w:p>
-      <w:pPr>
-        <w:spacing w:before="0" w:after="120" w:line="276" w:lineRule="auto"/>
-      </w:pPr>
-      <w:r>
-        <w:rPr>
-          <w:rFonts w:ascii="Calibri" w:hAnsi="Calibri"/>
-          <w:color w:val="1E293B"/>
-          <w:sz w:val="20"/>
-        </w:rPr>
-        <w:t>SUBHEAD: Bi-directional webhooks and native connectors eliminate dual-entry between yard management and enterprise ERPs.</w:t>
+        <w:t>1. Information Security &amp; Compliance</w:t>
       </w:r>
     </w:p>
     <w:p>
@@ -280,7 +942,7 @@
           <w:color w:val="1E293B"/>
           <w:sz w:val="20"/>
         </w:rPr>
-        <w:t>SAP TMS &amp; S/4HANA: Native IDoc and OData REST integration. Pull incoming manifest schedules and push finalized pallet receipts straight into central inventory.</w:t>
+        <w:t>SOC 2 Type II Certified: Annual third-party audits ensure complete data isolation and encryption at rest (AES-256) and in transit (TLS 1.3).</w:t>
       </w:r>
     </w:p>
     <w:p>
@@ -294,7 +956,7 @@
           <w:color w:val="1E293B"/>
           <w:sz w:val="20"/>
         </w:rPr>
-        <w:t>Oracle Transportation Management (OTM): Real-time dock appointment synchronization with shipment milestone updates (EDI 214 and XML freight statuses).</w:t>
+        <w:t>Role-Based Access Control (RBAC): Granular permissions for terminal directors, dispatch supervisors, yard jockeys, and third-party carrier fleets.</w:t>
       </w:r>
     </w:p>
     <w:p>
@@ -308,50 +970,7 @@
           <w:color w:val="1E293B"/>
           <w:sz w:val="20"/>
         </w:rPr>
-        <w:t>Blue Yonder (JDA): Automated warehouse door reservation mapping and driver staging queue synchronization.</w:t>
-      </w:r>
-    </w:p>
-    <w:p>
-      <w:pPr>
-        <w:pStyle w:val="ListBullet"/>
-        <w:spacing w:before="0" w:after="60" w:line="276" w:lineRule="auto"/>
-      </w:pPr>
-      <w:r>
-        <w:rPr>
-          <w:rFonts w:ascii="Calibri" w:hAnsi="Calibri"/>
-          <w:color w:val="1E293B"/>
-          <w:sz w:val="20"/>
-        </w:rPr>
-        <w:t>Standard EDI 204 / 214 / 210: Turnkey electronic data interchange compatibility with certified clearinghouse protocols.</w:t>
-      </w:r>
-    </w:p>
-    <w:p>
-      <w:pPr>
-        <w:pStyle w:val="ListBullet"/>
-        <w:spacing w:before="0" w:after="60" w:line="276" w:lineRule="auto"/>
-      </w:pPr>
-      <w:r>
-        <w:rPr>
-          <w:rFonts w:ascii="Calibri" w:hAnsi="Calibri"/>
-          <w:color w:val="1E293B"/>
-          <w:sz w:val="20"/>
-        </w:rPr>
-        <w:t>Security &amp; SOC-2: End-to-end 256-bit AES data encryption in transit and at rest, role-based access control (RBAC), and annual third-party penetration testing.</w:t>
-      </w:r>
-    </w:p>
-    <w:p>
-      <w:pPr>
-        <w:keepNext/>
-        <w:spacing w:before="280" w:after="80"/>
-      </w:pPr>
-      <w:r>
-        <w:rPr>
-          <w:rFonts w:ascii="Calibri" w:hAnsi="Calibri"/>
-          <w:b/>
-          <w:color w:val="0F172A"/>
-          <w:sz w:val="26"/>
-        </w:rPr>
-        <w:t>PAGE 4: TRANSPARENT PRICING &amp; LICENSING TIERS</w:t>
+        <w:t>99.95% High Availability SLA: Multi-region cloud failover ensures continuous terminal operations during network outages.</w:t>
       </w:r>
     </w:p>
     <w:p>
@@ -364,159 +983,561 @@
           <w:color w:val="1E293B"/>
           <w:sz w:val="20"/>
         </w:rPr>
-        <w:t>HEADLINE: Simple, Predictable Per-Facility Pricing</w:t>
+        <w:t>2. Tiered Enterprise Pricing Schedule</w:t>
       </w:r>
     </w:p>
+    <w:tbl>
+      <w:tblPr>
+        <w:tblW w:type="auto" w:w="0"/>
+        <w:jc w:val="center"/>
+        <w:tblLayout w:type="autofit"/>
+        <w:tblLook w:firstColumn="1" w:firstRow="1" w:lastColumn="0" w:lastRow="0" w:noHBand="0" w:noVBand="1" w:val="04A0"/>
+      </w:tblPr>
+      <w:tblGrid>
+        <w:gridCol w:w="1872"/>
+        <w:gridCol w:w="1872"/>
+        <w:gridCol w:w="1872"/>
+        <w:gridCol w:w="1872"/>
+        <w:gridCol w:w="1872"/>
+      </w:tblGrid>
+      <w:tr>
+        <w:tc>
+          <w:tcPr>
+            <w:tcW w:type="dxa" w:w="1872"/>
+            <w:shd w:fill="0F172A"/>
+            <w:tcBorders>
+              <w:top w:val="single" w:sz="4" w:space="0" w:color="CBD5E1"/>
+              <w:left w:val="none"/>
+              <w:bottom w:val="single" w:sz="4" w:space="0" w:color="CBD5E1"/>
+              <w:right w:val="none"/>
+            </w:tcBorders>
+          </w:tcPr>
+          <w:p>
+            <w:pPr>
+              <w:spacing w:before="80" w:after="80"/>
+              <w:jc w:val="center"/>
+            </w:pPr>
+            <w:r>
+              <w:rPr>
+                <w:rFonts w:ascii="Calibri" w:hAnsi="Calibri"/>
+                <w:b/>
+                <w:color w:val="FFFFFF"/>
+                <w:sz w:val="19"/>
+              </w:rPr>
+              <w:t>Plan Tier</w:t>
+            </w:r>
+          </w:p>
+        </w:tc>
+        <w:tc>
+          <w:tcPr>
+            <w:tcW w:type="dxa" w:w="1872"/>
+            <w:shd w:fill="0F172A"/>
+            <w:tcBorders>
+              <w:top w:val="single" w:sz="4" w:space="0" w:color="CBD5E1"/>
+              <w:left w:val="none"/>
+              <w:bottom w:val="single" w:sz="4" w:space="0" w:color="CBD5E1"/>
+              <w:right w:val="none"/>
+            </w:tcBorders>
+          </w:tcPr>
+          <w:p>
+            <w:pPr>
+              <w:spacing w:before="80" w:after="80"/>
+              <w:jc w:val="center"/>
+            </w:pPr>
+            <w:r>
+              <w:rPr>
+                <w:rFonts w:ascii="Calibri" w:hAnsi="Calibri"/>
+                <w:b/>
+                <w:color w:val="FFFFFF"/>
+                <w:sz w:val="19"/>
+              </w:rPr>
+              <w:t>Terminal Footprint</w:t>
+            </w:r>
+          </w:p>
+        </w:tc>
+        <w:tc>
+          <w:tcPr>
+            <w:tcW w:type="dxa" w:w="1872"/>
+            <w:shd w:fill="0F172A"/>
+            <w:tcBorders>
+              <w:top w:val="single" w:sz="4" w:space="0" w:color="CBD5E1"/>
+              <w:left w:val="none"/>
+              <w:bottom w:val="single" w:sz="4" w:space="0" w:color="CBD5E1"/>
+              <w:right w:val="none"/>
+            </w:tcBorders>
+          </w:tcPr>
+          <w:p>
+            <w:pPr>
+              <w:spacing w:before="80" w:after="80"/>
+              <w:jc w:val="center"/>
+            </w:pPr>
+            <w:r>
+              <w:rPr>
+                <w:rFonts w:ascii="Calibri" w:hAnsi="Calibri"/>
+                <w:b/>
+                <w:color w:val="FFFFFF"/>
+                <w:sz w:val="19"/>
+              </w:rPr>
+              <w:t>Monthly Inbound Loads</w:t>
+            </w:r>
+          </w:p>
+        </w:tc>
+        <w:tc>
+          <w:tcPr>
+            <w:tcW w:type="dxa" w:w="1872"/>
+            <w:shd w:fill="0F172A"/>
+            <w:tcBorders>
+              <w:top w:val="single" w:sz="4" w:space="0" w:color="CBD5E1"/>
+              <w:left w:val="none"/>
+              <w:bottom w:val="single" w:sz="4" w:space="0" w:color="CBD5E1"/>
+              <w:right w:val="none"/>
+            </w:tcBorders>
+          </w:tcPr>
+          <w:p>
+            <w:pPr>
+              <w:spacing w:before="80" w:after="80"/>
+              <w:jc w:val="center"/>
+            </w:pPr>
+            <w:r>
+              <w:rPr>
+                <w:rFonts w:ascii="Calibri" w:hAnsi="Calibri"/>
+                <w:b/>
+                <w:color w:val="FFFFFF"/>
+                <w:sz w:val="19"/>
+              </w:rPr>
+              <w:t>Key Inclusions</w:t>
+            </w:r>
+          </w:p>
+        </w:tc>
+        <w:tc>
+          <w:tcPr>
+            <w:tcW w:type="dxa" w:w="1872"/>
+            <w:shd w:fill="0F172A"/>
+            <w:tcBorders>
+              <w:top w:val="single" w:sz="4" w:space="0" w:color="CBD5E1"/>
+              <w:left w:val="none"/>
+              <w:bottom w:val="single" w:sz="4" w:space="0" w:color="CBD5E1"/>
+              <w:right w:val="none"/>
+            </w:tcBorders>
+          </w:tcPr>
+          <w:p>
+            <w:pPr>
+              <w:spacing w:before="80" w:after="80"/>
+              <w:jc w:val="center"/>
+            </w:pPr>
+            <w:r>
+              <w:rPr>
+                <w:rFonts w:ascii="Calibri" w:hAnsi="Calibri"/>
+                <w:b/>
+                <w:color w:val="FFFFFF"/>
+                <w:sz w:val="19"/>
+              </w:rPr>
+              <w:t>Annual SaaS License</w:t>
+            </w:r>
+          </w:p>
+        </w:tc>
+      </w:tr>
+      <w:tr>
+        <w:tc>
+          <w:tcPr>
+            <w:tcW w:type="dxa" w:w="1872"/>
+            <w:shd w:fill="F8FAFC"/>
+            <w:tcBorders>
+              <w:top w:val="single" w:sz="4" w:space="0" w:color="CBD5E1"/>
+              <w:left w:val="none"/>
+              <w:bottom w:val="single" w:sz="4" w:space="0" w:color="CBD5E1"/>
+              <w:right w:val="none"/>
+            </w:tcBorders>
+          </w:tcPr>
+          <w:p>
+            <w:pPr>
+              <w:spacing w:before="80" w:after="80"/>
+              <w:jc w:val="left"/>
+            </w:pPr>
+            <w:r>
+              <w:rPr>
+                <w:rFonts w:ascii="Calibri" w:hAnsi="Calibri"/>
+                <w:color w:val="1E293B"/>
+                <w:sz w:val="18"/>
+              </w:rPr>
+              <w:t>Standard Hub</w:t>
+            </w:r>
+          </w:p>
+        </w:tc>
+        <w:tc>
+          <w:tcPr>
+            <w:tcW w:type="dxa" w:w="1872"/>
+            <w:shd w:fill="F8FAFC"/>
+            <w:tcBorders>
+              <w:top w:val="single" w:sz="4" w:space="0" w:color="CBD5E1"/>
+              <w:left w:val="none"/>
+              <w:bottom w:val="single" w:sz="4" w:space="0" w:color="CBD5E1"/>
+              <w:right w:val="none"/>
+            </w:tcBorders>
+          </w:tcPr>
+          <w:p>
+            <w:pPr>
+              <w:spacing w:before="80" w:after="80"/>
+              <w:jc w:val="left"/>
+            </w:pPr>
+            <w:r>
+              <w:rPr>
+                <w:rFonts w:ascii="Calibri" w:hAnsi="Calibri"/>
+                <w:color w:val="1E293B"/>
+                <w:sz w:val="18"/>
+              </w:rPr>
+              <w:t>Single Terminal (1–20 Doors)</w:t>
+            </w:r>
+          </w:p>
+        </w:tc>
+        <w:tc>
+          <w:tcPr>
+            <w:tcW w:type="dxa" w:w="1872"/>
+            <w:shd w:fill="F8FAFC"/>
+            <w:tcBorders>
+              <w:top w:val="single" w:sz="4" w:space="0" w:color="CBD5E1"/>
+              <w:left w:val="none"/>
+              <w:bottom w:val="single" w:sz="4" w:space="0" w:color="CBD5E1"/>
+              <w:right w:val="none"/>
+            </w:tcBorders>
+          </w:tcPr>
+          <w:p>
+            <w:pPr>
+              <w:spacing w:before="80" w:after="80"/>
+              <w:jc w:val="left"/>
+            </w:pPr>
+            <w:r>
+              <w:rPr>
+                <w:rFonts w:ascii="Calibri" w:hAnsi="Calibri"/>
+                <w:color w:val="1E293B"/>
+                <w:sz w:val="18"/>
+              </w:rPr>
+              <w:t>Up to 500 Loads/Mo</w:t>
+            </w:r>
+          </w:p>
+        </w:tc>
+        <w:tc>
+          <w:tcPr>
+            <w:tcW w:type="dxa" w:w="1872"/>
+            <w:shd w:fill="F8FAFC"/>
+            <w:tcBorders>
+              <w:top w:val="single" w:sz="4" w:space="0" w:color="CBD5E1"/>
+              <w:left w:val="none"/>
+              <w:bottom w:val="single" w:sz="4" w:space="0" w:color="CBD5E1"/>
+              <w:right w:val="none"/>
+            </w:tcBorders>
+          </w:tcPr>
+          <w:p>
+            <w:pPr>
+              <w:spacing w:before="80" w:after="80"/>
+              <w:jc w:val="left"/>
+            </w:pPr>
+            <w:r>
+              <w:rPr>
+                <w:rFonts w:ascii="Calibri" w:hAnsi="Calibri"/>
+                <w:color w:val="1E293B"/>
+                <w:sz w:val="18"/>
+              </w:rPr>
+              <w:t>Mobile Check-In, e-BOL, Basic Reporting</w:t>
+            </w:r>
+          </w:p>
+        </w:tc>
+        <w:tc>
+          <w:tcPr>
+            <w:tcW w:type="dxa" w:w="1872"/>
+            <w:shd w:fill="F8FAFC"/>
+            <w:tcBorders>
+              <w:top w:val="single" w:sz="4" w:space="0" w:color="CBD5E1"/>
+              <w:left w:val="none"/>
+              <w:bottom w:val="single" w:sz="4" w:space="0" w:color="CBD5E1"/>
+              <w:right w:val="none"/>
+            </w:tcBorders>
+          </w:tcPr>
+          <w:p>
+            <w:pPr>
+              <w:spacing w:before="80" w:after="80"/>
+              <w:jc w:val="left"/>
+            </w:pPr>
+            <w:r>
+              <w:rPr>
+                <w:rFonts w:ascii="Calibri" w:hAnsi="Calibri"/>
+                <w:color w:val="1E293B"/>
+                <w:sz w:val="18"/>
+              </w:rPr>
+              <w:t>$14,400 / Year</w:t>
+            </w:r>
+          </w:p>
+        </w:tc>
+      </w:tr>
+      <w:tr>
+        <w:tc>
+          <w:tcPr>
+            <w:tcW w:type="dxa" w:w="1872"/>
+            <w:shd w:fill="FFFFFF"/>
+            <w:tcBorders>
+              <w:top w:val="single" w:sz="4" w:space="0" w:color="CBD5E1"/>
+              <w:left w:val="none"/>
+              <w:bottom w:val="single" w:sz="4" w:space="0" w:color="CBD5E1"/>
+              <w:right w:val="none"/>
+            </w:tcBorders>
+          </w:tcPr>
+          <w:p>
+            <w:pPr>
+              <w:spacing w:before="80" w:after="80"/>
+              <w:jc w:val="left"/>
+            </w:pPr>
+            <w:r>
+              <w:rPr>
+                <w:rFonts w:ascii="Calibri" w:hAnsi="Calibri"/>
+                <w:color w:val="1E293B"/>
+                <w:sz w:val="18"/>
+              </w:rPr>
+              <w:t>Enterprise Terminal</w:t>
+            </w:r>
+          </w:p>
+        </w:tc>
+        <w:tc>
+          <w:tcPr>
+            <w:tcW w:type="dxa" w:w="1872"/>
+            <w:shd w:fill="FFFFFF"/>
+            <w:tcBorders>
+              <w:top w:val="single" w:sz="4" w:space="0" w:color="CBD5E1"/>
+              <w:left w:val="none"/>
+              <w:bottom w:val="single" w:sz="4" w:space="0" w:color="CBD5E1"/>
+              <w:right w:val="none"/>
+            </w:tcBorders>
+          </w:tcPr>
+          <w:p>
+            <w:pPr>
+              <w:spacing w:before="80" w:after="80"/>
+              <w:jc w:val="left"/>
+            </w:pPr>
+            <w:r>
+              <w:rPr>
+                <w:rFonts w:ascii="Calibri" w:hAnsi="Calibri"/>
+                <w:color w:val="1E293B"/>
+                <w:sz w:val="18"/>
+              </w:rPr>
+              <w:t>Regional Hub (20–60 Doors)</w:t>
+            </w:r>
+          </w:p>
+        </w:tc>
+        <w:tc>
+          <w:tcPr>
+            <w:tcW w:type="dxa" w:w="1872"/>
+            <w:shd w:fill="FFFFFF"/>
+            <w:tcBorders>
+              <w:top w:val="single" w:sz="4" w:space="0" w:color="CBD5E1"/>
+              <w:left w:val="none"/>
+              <w:bottom w:val="single" w:sz="4" w:space="0" w:color="CBD5E1"/>
+              <w:right w:val="none"/>
+            </w:tcBorders>
+          </w:tcPr>
+          <w:p>
+            <w:pPr>
+              <w:spacing w:before="80" w:after="80"/>
+              <w:jc w:val="left"/>
+            </w:pPr>
+            <w:r>
+              <w:rPr>
+                <w:rFonts w:ascii="Calibri" w:hAnsi="Calibri"/>
+                <w:color w:val="1E293B"/>
+                <w:sz w:val="18"/>
+              </w:rPr>
+              <w:t>Up to 2,000 Loads/Mo</w:t>
+            </w:r>
+          </w:p>
+        </w:tc>
+        <w:tc>
+          <w:tcPr>
+            <w:tcW w:type="dxa" w:w="1872"/>
+            <w:shd w:fill="FFFFFF"/>
+            <w:tcBorders>
+              <w:top w:val="single" w:sz="4" w:space="0" w:color="CBD5E1"/>
+              <w:left w:val="none"/>
+              <w:bottom w:val="single" w:sz="4" w:space="0" w:color="CBD5E1"/>
+              <w:right w:val="none"/>
+            </w:tcBorders>
+          </w:tcPr>
+          <w:p>
+            <w:pPr>
+              <w:spacing w:before="80" w:after="80"/>
+              <w:jc w:val="left"/>
+            </w:pPr>
+            <w:r>
+              <w:rPr>
+                <w:rFonts w:ascii="Calibri" w:hAnsi="Calibri"/>
+                <w:color w:val="1E293B"/>
+                <w:sz w:val="18"/>
+              </w:rPr>
+              <w:t>Dynamic Slotting, TMS Sync, Demurrage Alerts</w:t>
+            </w:r>
+          </w:p>
+        </w:tc>
+        <w:tc>
+          <w:tcPr>
+            <w:tcW w:type="dxa" w:w="1872"/>
+            <w:shd w:fill="FFFFFF"/>
+            <w:tcBorders>
+              <w:top w:val="single" w:sz="4" w:space="0" w:color="CBD5E1"/>
+              <w:left w:val="none"/>
+              <w:bottom w:val="single" w:sz="4" w:space="0" w:color="CBD5E1"/>
+              <w:right w:val="none"/>
+            </w:tcBorders>
+          </w:tcPr>
+          <w:p>
+            <w:pPr>
+              <w:spacing w:before="80" w:after="80"/>
+              <w:jc w:val="left"/>
+            </w:pPr>
+            <w:r>
+              <w:rPr>
+                <w:rFonts w:ascii="Calibri" w:hAnsi="Calibri"/>
+                <w:color w:val="1E293B"/>
+                <w:sz w:val="18"/>
+              </w:rPr>
+              <w:t>$28,500 / Year</w:t>
+            </w:r>
+          </w:p>
+        </w:tc>
+      </w:tr>
+      <w:tr>
+        <w:tc>
+          <w:tcPr>
+            <w:tcW w:type="dxa" w:w="1872"/>
+            <w:shd w:fill="F8FAFC"/>
+            <w:tcBorders>
+              <w:top w:val="single" w:sz="4" w:space="0" w:color="CBD5E1"/>
+              <w:left w:val="none"/>
+              <w:bottom w:val="single" w:sz="4" w:space="0" w:color="CBD5E1"/>
+              <w:right w:val="none"/>
+            </w:tcBorders>
+          </w:tcPr>
+          <w:p>
+            <w:pPr>
+              <w:spacing w:before="80" w:after="80"/>
+              <w:jc w:val="left"/>
+            </w:pPr>
+            <w:r>
+              <w:rPr>
+                <w:rFonts w:ascii="Calibri" w:hAnsi="Calibri"/>
+                <w:color w:val="1E293B"/>
+                <w:sz w:val="18"/>
+              </w:rPr>
+              <w:t>Multi-Site Network</w:t>
+            </w:r>
+          </w:p>
+        </w:tc>
+        <w:tc>
+          <w:tcPr>
+            <w:tcW w:type="dxa" w:w="1872"/>
+            <w:shd w:fill="F8FAFC"/>
+            <w:tcBorders>
+              <w:top w:val="single" w:sz="4" w:space="0" w:color="CBD5E1"/>
+              <w:left w:val="none"/>
+              <w:bottom w:val="single" w:sz="4" w:space="0" w:color="CBD5E1"/>
+              <w:right w:val="none"/>
+            </w:tcBorders>
+          </w:tcPr>
+          <w:p>
+            <w:pPr>
+              <w:spacing w:before="80" w:after="80"/>
+              <w:jc w:val="left"/>
+            </w:pPr>
+            <w:r>
+              <w:rPr>
+                <w:rFonts w:ascii="Calibri" w:hAnsi="Calibri"/>
+                <w:color w:val="1E293B"/>
+                <w:sz w:val="18"/>
+              </w:rPr>
+              <w:t>Multi-Terminal (60+ Doors)</w:t>
+            </w:r>
+          </w:p>
+        </w:tc>
+        <w:tc>
+          <w:tcPr>
+            <w:tcW w:type="dxa" w:w="1872"/>
+            <w:shd w:fill="F8FAFC"/>
+            <w:tcBorders>
+              <w:top w:val="single" w:sz="4" w:space="0" w:color="CBD5E1"/>
+              <w:left w:val="none"/>
+              <w:bottom w:val="single" w:sz="4" w:space="0" w:color="CBD5E1"/>
+              <w:right w:val="none"/>
+            </w:tcBorders>
+          </w:tcPr>
+          <w:p>
+            <w:pPr>
+              <w:spacing w:before="80" w:after="80"/>
+              <w:jc w:val="left"/>
+            </w:pPr>
+            <w:r>
+              <w:rPr>
+                <w:rFonts w:ascii="Calibri" w:hAnsi="Calibri"/>
+                <w:color w:val="1E293B"/>
+                <w:sz w:val="18"/>
+              </w:rPr>
+              <w:t>Unlimited Volume</w:t>
+            </w:r>
+          </w:p>
+        </w:tc>
+        <w:tc>
+          <w:tcPr>
+            <w:tcW w:type="dxa" w:w="1872"/>
+            <w:shd w:fill="F8FAFC"/>
+            <w:tcBorders>
+              <w:top w:val="single" w:sz="4" w:space="0" w:color="CBD5E1"/>
+              <w:left w:val="none"/>
+              <w:bottom w:val="single" w:sz="4" w:space="0" w:color="CBD5E1"/>
+              <w:right w:val="none"/>
+            </w:tcBorders>
+          </w:tcPr>
+          <w:p>
+            <w:pPr>
+              <w:spacing w:before="80" w:after="80"/>
+              <w:jc w:val="left"/>
+            </w:pPr>
+            <w:r>
+              <w:rPr>
+                <w:rFonts w:ascii="Calibri" w:hAnsi="Calibri"/>
+                <w:color w:val="1E293B"/>
+                <w:sz w:val="18"/>
+              </w:rPr>
+              <w:t>Dedicated Solution Architect, Custom EDI, 99.95% SLA</w:t>
+            </w:r>
+          </w:p>
+        </w:tc>
+        <w:tc>
+          <w:tcPr>
+            <w:tcW w:type="dxa" w:w="1872"/>
+            <w:shd w:fill="F8FAFC"/>
+            <w:tcBorders>
+              <w:top w:val="single" w:sz="4" w:space="0" w:color="CBD5E1"/>
+              <w:left w:val="none"/>
+              <w:bottom w:val="single" w:sz="4" w:space="0" w:color="CBD5E1"/>
+              <w:right w:val="none"/>
+            </w:tcBorders>
+          </w:tcPr>
+          <w:p>
+            <w:pPr>
+              <w:spacing w:before="80" w:after="80"/>
+              <w:jc w:val="left"/>
+            </w:pPr>
+            <w:r>
+              <w:rPr>
+                <w:rFonts w:ascii="Calibri" w:hAnsi="Calibri"/>
+                <w:color w:val="1E293B"/>
+                <w:sz w:val="18"/>
+              </w:rPr>
+              <w:t>$54,000 / Year</w:t>
+            </w:r>
+          </w:p>
+        </w:tc>
+      </w:tr>
+    </w:tbl>
     <w:p>
       <w:pPr>
-        <w:spacing w:before="0" w:after="120" w:line="276" w:lineRule="auto"/>
+        <w:spacing w:before="0" w:after="160"/>
       </w:pPr>
-      <w:r>
-        <w:rPr>
-          <w:rFonts w:ascii="Calibri" w:hAnsi="Calibri"/>
-          <w:color w:val="1E293B"/>
-          <w:sz w:val="20"/>
-        </w:rPr>
-        <w:t>SUBHEAD: No per-driver fees. Unlimited trailer transactions and dispatcher logins included.</w:t>
-      </w:r>
-    </w:p>
-    <w:p>
-      <w:pPr>
-        <w:keepNext/>
-        <w:spacing w:before="280" w:after="80"/>
-      </w:pPr>
-      <w:r>
-        <w:rPr>
-          <w:rFonts w:ascii="Calibri" w:hAnsi="Calibri"/>
-          <w:b/>
-          <w:color w:val="0F172A"/>
-          <w:sz w:val="26"/>
-        </w:rPr>
-        <w:t>TIER 1: STANDARD HUB ($1,250 / MONTH PER TERMINAL)</w:t>
-      </w:r>
-    </w:p>
-    <w:p>
-      <w:pPr>
-        <w:pStyle w:val="ListBullet"/>
-        <w:spacing w:before="0" w:after="60" w:line="276" w:lineRule="auto"/>
-      </w:pPr>
-      <w:r>
-        <w:rPr>
-          <w:rFonts w:ascii="Calibri" w:hAnsi="Calibri"/>
-          <w:color w:val="1E293B"/>
-          <w:sz w:val="20"/>
-        </w:rPr>
-        <w:t>Up to 20 Active Loading Bays · Unlimited Driver SMS Check-ins · Digital BOL Generation &amp; PDF Export · Standard 99.9% Uptime SLA · Email &amp; Phone Dispatch Support.</w:t>
-      </w:r>
-    </w:p>
-    <w:p>
-      <w:pPr>
-        <w:keepNext/>
-        <w:spacing w:before="280" w:after="80"/>
-      </w:pPr>
-      <w:r>
-        <w:rPr>
-          <w:rFonts w:ascii="Calibri" w:hAnsi="Calibri"/>
-          <w:b/>
-          <w:color w:val="0F172A"/>
-          <w:sz w:val="26"/>
-        </w:rPr>
-        <w:t>TIER 2: ENTERPRISE FLEET ($2,800 / MONTH PER TERMINAL) — MOST POPULAR</w:t>
-      </w:r>
-    </w:p>
-    <w:p>
-      <w:pPr>
-        <w:pStyle w:val="ListBullet"/>
-        <w:spacing w:before="0" w:after="60" w:line="276" w:lineRule="auto"/>
-      </w:pPr>
-      <w:r>
-        <w:rPr>
-          <w:rFonts w:ascii="Calibri" w:hAnsi="Calibri"/>
-          <w:color w:val="1E293B"/>
-          <w:sz w:val="20"/>
-        </w:rPr>
-        <w:t>Unlimited Loading Bays &amp; Terminals · Bi-directional SAP / Oracle TMS Sync · Predictive Demurrage Alert Engine · 99.99% Enterprise Uptime Guarantee · Dedicated Implementation Engineer.</w:t>
-      </w:r>
-    </w:p>
-    <w:p>
-      <w:pPr>
-        <w:spacing w:before="0" w:after="120" w:line="276" w:lineRule="auto"/>
-      </w:pPr>
-      <w:r>
-        <w:rPr>
-          <w:rFonts w:ascii="Calibri" w:hAnsi="Calibri"/>
-          <w:color w:val="1E293B"/>
-          <w:sz w:val="20"/>
-        </w:rPr>
-        <w:t>INTERACTIVE ROI CALCULATOR: At 45 daily trailers and 75-minute dwell time, monthly projected savings equal $15,390 (including 182 dispatcher hours saved and 74 prevented detention claims).</w:t>
-      </w:r>
-    </w:p>
-    <w:p>
-      <w:pPr>
-        <w:keepNext/>
-        <w:spacing w:before="280" w:after="80"/>
-      </w:pPr>
-      <w:r>
-        <w:rPr>
-          <w:rFonts w:ascii="Calibri" w:hAnsi="Calibri"/>
-          <w:b/>
-          <w:color w:val="0F172A"/>
-          <w:sz w:val="26"/>
-        </w:rPr>
-        <w:t>PAGE 5: DEMONSTRATION &amp; TERMINAL SCOPING INTAKE</w:t>
-      </w:r>
-    </w:p>
-    <w:p>
-      <w:pPr>
-        <w:spacing w:before="0" w:after="120" w:line="276" w:lineRule="auto"/>
-      </w:pPr>
-      <w:r>
-        <w:rPr>
-          <w:rFonts w:ascii="Calibri" w:hAnsi="Calibri"/>
-          <w:color w:val="1E293B"/>
-          <w:sz w:val="20"/>
-        </w:rPr>
-        <w:t>HEADLINE: Schedule Your 20-Minute Terminal Scoping Call</w:t>
-      </w:r>
-    </w:p>
-    <w:p>
-      <w:pPr>
-        <w:spacing w:before="0" w:after="120" w:line="276" w:lineRule="auto"/>
-      </w:pPr>
-      <w:r>
-        <w:rPr>
-          <w:rFonts w:ascii="Calibri" w:hAnsi="Calibri"/>
-          <w:color w:val="1E293B"/>
-          <w:sz w:val="20"/>
-        </w:rPr>
-        <w:t>SUBHEAD: Book an operational review with Jack Johnson, Co-Founder &amp; Logistics Engineer.</w:t>
-      </w:r>
-    </w:p>
-    <w:p>
-      <w:pPr>
-        <w:spacing w:before="0" w:after="120" w:line="276" w:lineRule="auto"/>
-      </w:pPr>
-      <w:r>
-        <w:rPr>
-          <w:rFonts w:ascii="Calibri" w:hAnsi="Calibri"/>
-          <w:color w:val="1E293B"/>
-          <w:sz w:val="20"/>
-        </w:rPr>
-        <w:t>INTAKE FIELDS: Full Name, Work Email, Company / Terminal Location, Daily Inbound Trailer Volume.</w:t>
-      </w:r>
-    </w:p>
-    <w:p>
-      <w:pPr>
-        <w:spacing w:before="0" w:after="120" w:line="276" w:lineRule="auto"/>
-      </w:pPr>
-      <w:r>
-        <w:rPr>
-          <w:rFonts w:ascii="Calibri" w:hAnsi="Calibri"/>
-          <w:color w:val="1E293B"/>
-          <w:sz w:val="20"/>
-        </w:rPr>
-        <w:t>CONFIRMATION: 'Scoping reservation confirmed. Our terminal engineering team will review your facility footprint and provide a customized ROI projection during the call.'</w:t>
-      </w:r>
     </w:p>
     <w:sectPr>
       <w:headerReference w:type="default" r:id="rId9"/>
@@ -552,7 +1573,7 @@
       <w:jc w:val="right"/>
     </w:pPr>
     <w:r>
-      <w:t>5-Page B2B Website Copy Deck — DockStream Logistics (Final P</w:t>
+      <w:t xml:space="preserve">DockStream Enterprise — B2B Product Messaging &amp; Master Copy </w:t>
     </w:r>
   </w:p>
 </w:hdr>
